--- a/materi.docx
+++ b/materi.docx
@@ -839,7 +839,15 @@
       </w:r>
       <w:proofErr w:type="spellEnd"/>
       <w:r>
-        <w:t xml:space="preserve">, such as: network security, app sec, operational sec, disaster </w:t>
+        <w:t xml:space="preserve">, </w:t>
+      </w:r>
+      <w:proofErr w:type="gramStart"/>
+      <w:r>
+        <w:t>such as:</w:t>
+      </w:r>
+      <w:proofErr w:type="gramEnd"/>
+      <w:r>
+        <w:t xml:space="preserve"> network security, app sec, operational sec, disaster </w:t>
       </w:r>
       <w:r>
         <w:t xml:space="preserve">recovery and business continuity, cloud, physical, mobile, </w:t>
@@ -1030,19 +1038,3237 @@
     </w:p>
     <w:p>
       <w:pPr>
-        <w:ind w:left="360"/>
-      </w:pPr>
-    </w:p>
-    <w:p>
-      <w:pPr>
-        <w:ind w:left="360"/>
-      </w:pPr>
-    </w:p>
-    <w:p>
-      <w:pPr>
-        <w:ind w:left="360"/>
-      </w:pPr>
-    </w:p>
+        <w:pStyle w:val="ListParagraph"/>
+        <w:numPr>
+          <w:ilvl w:val="0"/>
+          <w:numId w:val="1"/>
+        </w:numPr>
+      </w:pPr>
+      <w:r>
+        <w:t>Vulnerability (</w:t>
+      </w:r>
+      <w:proofErr w:type="spellStart"/>
+      <w:r>
+        <w:t>kelemahan</w:t>
+      </w:r>
+      <w:proofErr w:type="spellEnd"/>
+      <w:r>
+        <w:t xml:space="preserve">): </w:t>
+      </w:r>
+      <w:proofErr w:type="spellStart"/>
+      <w:r>
+        <w:t>celah</w:t>
+      </w:r>
+      <w:proofErr w:type="spellEnd"/>
+      <w:r>
+        <w:t xml:space="preserve"> </w:t>
+      </w:r>
+      <w:proofErr w:type="spellStart"/>
+      <w:r>
+        <w:t>atu</w:t>
+      </w:r>
+      <w:proofErr w:type="spellEnd"/>
+      <w:r>
+        <w:t xml:space="preserve"> </w:t>
+      </w:r>
+      <w:proofErr w:type="spellStart"/>
+      <w:r>
+        <w:t>titik</w:t>
+      </w:r>
+      <w:proofErr w:type="spellEnd"/>
+      <w:r>
+        <w:t xml:space="preserve"> </w:t>
+      </w:r>
+      <w:proofErr w:type="spellStart"/>
+      <w:r>
+        <w:t>lemah</w:t>
+      </w:r>
+      <w:proofErr w:type="spellEnd"/>
+      <w:r>
+        <w:t xml:space="preserve"> </w:t>
+      </w:r>
+      <w:proofErr w:type="spellStart"/>
+      <w:r>
+        <w:t>dari</w:t>
+      </w:r>
+      <w:proofErr w:type="spellEnd"/>
+      <w:r>
+        <w:t xml:space="preserve"> </w:t>
+      </w:r>
+      <w:proofErr w:type="spellStart"/>
+      <w:r>
+        <w:t>sistem</w:t>
+      </w:r>
+      <w:proofErr w:type="spellEnd"/>
+      <w:r>
+        <w:t xml:space="preserve"> (bug, pw </w:t>
+      </w:r>
+      <w:proofErr w:type="spellStart"/>
+      <w:r>
+        <w:t>lemah</w:t>
+      </w:r>
+      <w:proofErr w:type="spellEnd"/>
+      <w:r>
+        <w:t>)</w:t>
+      </w:r>
+    </w:p>
+    <w:p>
+      <w:pPr>
+        <w:pStyle w:val="ListParagraph"/>
+        <w:numPr>
+          <w:ilvl w:val="0"/>
+          <w:numId w:val="1"/>
+        </w:numPr>
+      </w:pPr>
+      <w:r>
+        <w:t>Threat (</w:t>
+      </w:r>
+      <w:proofErr w:type="spellStart"/>
+      <w:r>
+        <w:t>ancaman</w:t>
+      </w:r>
+      <w:proofErr w:type="spellEnd"/>
+      <w:r>
+        <w:t xml:space="preserve">): </w:t>
+      </w:r>
+      <w:proofErr w:type="spellStart"/>
+      <w:r>
+        <w:t>pelaku</w:t>
+      </w:r>
+      <w:proofErr w:type="spellEnd"/>
+      <w:r>
+        <w:t xml:space="preserve"> </w:t>
+      </w:r>
+      <w:proofErr w:type="spellStart"/>
+      <w:r>
+        <w:t>bisa</w:t>
+      </w:r>
+      <w:proofErr w:type="spellEnd"/>
+      <w:r>
+        <w:t xml:space="preserve"> </w:t>
+      </w:r>
+      <w:proofErr w:type="spellStart"/>
+      <w:r>
+        <w:t>memanfaatkan</w:t>
+      </w:r>
+      <w:proofErr w:type="spellEnd"/>
+      <w:r>
+        <w:t xml:space="preserve"> </w:t>
+      </w:r>
+      <w:proofErr w:type="spellStart"/>
+      <w:r>
+        <w:t>celah</w:t>
+      </w:r>
+      <w:proofErr w:type="spellEnd"/>
+      <w:r>
+        <w:t>/</w:t>
+      </w:r>
+      <w:proofErr w:type="spellStart"/>
+      <w:r>
+        <w:t>kelamahannya</w:t>
+      </w:r>
+      <w:proofErr w:type="spellEnd"/>
+      <w:r>
+        <w:t xml:space="preserve"> (hacker, virus, </w:t>
+      </w:r>
+      <w:proofErr w:type="spellStart"/>
+      <w:r>
+        <w:t>bencana</w:t>
+      </w:r>
+      <w:proofErr w:type="spellEnd"/>
+      <w:r>
+        <w:t>)</w:t>
+      </w:r>
+    </w:p>
+    <w:p>
+      <w:pPr>
+        <w:pStyle w:val="ListParagraph"/>
+        <w:numPr>
+          <w:ilvl w:val="0"/>
+          <w:numId w:val="1"/>
+        </w:numPr>
+      </w:pPr>
+      <w:r>
+        <w:t xml:space="preserve">Risk (Risiko): </w:t>
+      </w:r>
+      <w:proofErr w:type="spellStart"/>
+      <w:r>
+        <w:t>potensi</w:t>
+      </w:r>
+      <w:proofErr w:type="spellEnd"/>
+      <w:r>
+        <w:t xml:space="preserve"> </w:t>
+      </w:r>
+      <w:proofErr w:type="spellStart"/>
+      <w:r>
+        <w:t>yg</w:t>
+      </w:r>
+      <w:proofErr w:type="spellEnd"/>
+      <w:r>
+        <w:t xml:space="preserve"> </w:t>
+      </w:r>
+      <w:proofErr w:type="spellStart"/>
+      <w:r>
+        <w:t>bakal</w:t>
+      </w:r>
+      <w:proofErr w:type="spellEnd"/>
+      <w:r>
+        <w:t xml:space="preserve"> </w:t>
+      </w:r>
+      <w:proofErr w:type="spellStart"/>
+      <w:r>
+        <w:t>kejadian</w:t>
+      </w:r>
+      <w:proofErr w:type="spellEnd"/>
+      <w:r>
+        <w:t xml:space="preserve"> kalo </w:t>
+      </w:r>
+      <w:proofErr w:type="spellStart"/>
+      <w:r>
+        <w:t>ancaman</w:t>
+      </w:r>
+      <w:proofErr w:type="spellEnd"/>
+      <w:r>
+        <w:t xml:space="preserve"> </w:t>
+      </w:r>
+      <w:proofErr w:type="spellStart"/>
+      <w:r>
+        <w:t>ini</w:t>
+      </w:r>
+      <w:proofErr w:type="spellEnd"/>
+      <w:r>
+        <w:t xml:space="preserve"> </w:t>
+      </w:r>
+      <w:proofErr w:type="spellStart"/>
+      <w:r>
+        <w:t>berhasil</w:t>
+      </w:r>
+      <w:proofErr w:type="spellEnd"/>
+      <w:r>
+        <w:t xml:space="preserve"> </w:t>
+      </w:r>
+      <w:proofErr w:type="spellStart"/>
+      <w:r>
+        <w:t>mengeksploitasi</w:t>
+      </w:r>
+      <w:proofErr w:type="spellEnd"/>
+      <w:r>
+        <w:t xml:space="preserve">. Ini </w:t>
+      </w:r>
+      <w:proofErr w:type="spellStart"/>
+      <w:r>
+        <w:t>bisa</w:t>
+      </w:r>
+      <w:proofErr w:type="spellEnd"/>
+      <w:r>
+        <w:t xml:space="preserve"> </w:t>
+      </w:r>
+      <w:proofErr w:type="spellStart"/>
+      <w:r>
+        <w:t>diukur</w:t>
+      </w:r>
+      <w:proofErr w:type="spellEnd"/>
+      <w:r>
+        <w:t xml:space="preserve"> </w:t>
+      </w:r>
+      <w:proofErr w:type="spellStart"/>
+      <w:r>
+        <w:t>dari</w:t>
+      </w:r>
+      <w:proofErr w:type="spellEnd"/>
+      <w:r>
+        <w:t xml:space="preserve"> </w:t>
+      </w:r>
+      <w:proofErr w:type="spellStart"/>
+      <w:r>
+        <w:t>peluang</w:t>
+      </w:r>
+      <w:proofErr w:type="spellEnd"/>
+      <w:r>
+        <w:t xml:space="preserve"> </w:t>
+      </w:r>
+      <w:proofErr w:type="spellStart"/>
+      <w:r>
+        <w:t>kejadian</w:t>
+      </w:r>
+      <w:proofErr w:type="spellEnd"/>
+      <w:r>
+        <w:t xml:space="preserve"> dan </w:t>
+      </w:r>
+      <w:proofErr w:type="spellStart"/>
+      <w:r>
+        <w:t>dampaknya</w:t>
+      </w:r>
+      <w:proofErr w:type="spellEnd"/>
+      <w:r>
+        <w:t>.</w:t>
+      </w:r>
+    </w:p>
+    <w:p>
+      <w:r>
+        <w:t>Roles di InfoSec: CISO (</w:t>
+      </w:r>
+      <w:proofErr w:type="spellStart"/>
+      <w:r>
+        <w:t>bikin</w:t>
+      </w:r>
+      <w:proofErr w:type="spellEnd"/>
+      <w:r>
+        <w:t xml:space="preserve"> strategi </w:t>
+      </w:r>
+      <w:proofErr w:type="spellStart"/>
+      <w:r>
+        <w:t>yg</w:t>
+      </w:r>
+      <w:proofErr w:type="spellEnd"/>
+      <w:r>
+        <w:t xml:space="preserve"> </w:t>
+      </w:r>
+      <w:proofErr w:type="spellStart"/>
+      <w:r>
+        <w:t>bakal</w:t>
+      </w:r>
+      <w:proofErr w:type="spellEnd"/>
+      <w:r>
+        <w:t xml:space="preserve"> </w:t>
+      </w:r>
+      <w:proofErr w:type="spellStart"/>
+      <w:r>
+        <w:t>dievaluasi</w:t>
+      </w:r>
+      <w:proofErr w:type="spellEnd"/>
+      <w:r>
+        <w:t xml:space="preserve"> pen tester, </w:t>
+      </w:r>
+      <w:proofErr w:type="spellStart"/>
+      <w:r>
+        <w:t>ngeliat</w:t>
+      </w:r>
+      <w:proofErr w:type="spellEnd"/>
+      <w:r>
+        <w:t xml:space="preserve"> </w:t>
+      </w:r>
+      <w:proofErr w:type="spellStart"/>
+      <w:r>
+        <w:t>semua</w:t>
+      </w:r>
+      <w:proofErr w:type="spellEnd"/>
+      <w:r>
+        <w:t xml:space="preserve"> infosec program), Security Architect (</w:t>
+      </w:r>
+      <w:proofErr w:type="spellStart"/>
+      <w:r>
+        <w:t>bikin</w:t>
+      </w:r>
+      <w:proofErr w:type="spellEnd"/>
+      <w:r>
+        <w:t xml:space="preserve"> </w:t>
+      </w:r>
+      <w:proofErr w:type="spellStart"/>
+      <w:r>
+        <w:t>sistem</w:t>
+      </w:r>
+      <w:proofErr w:type="spellEnd"/>
+      <w:r>
+        <w:t xml:space="preserve"> </w:t>
+      </w:r>
+      <w:proofErr w:type="spellStart"/>
+      <w:r>
+        <w:t>yg</w:t>
+      </w:r>
+      <w:proofErr w:type="spellEnd"/>
+      <w:r>
+        <w:t xml:space="preserve"> </w:t>
+      </w:r>
+      <w:proofErr w:type="spellStart"/>
+      <w:r>
+        <w:t>bakal</w:t>
+      </w:r>
+      <w:proofErr w:type="spellEnd"/>
+      <w:r>
+        <w:t xml:space="preserve"> </w:t>
+      </w:r>
+      <w:proofErr w:type="spellStart"/>
+      <w:r>
+        <w:t>dibreak</w:t>
+      </w:r>
+      <w:proofErr w:type="spellEnd"/>
+      <w:r>
+        <w:t xml:space="preserve"> pen tester, </w:t>
+      </w:r>
+      <w:proofErr w:type="spellStart"/>
+      <w:r>
+        <w:t>ngedesain</w:t>
+      </w:r>
+      <w:proofErr w:type="spellEnd"/>
+      <w:r>
+        <w:t xml:space="preserve"> </w:t>
+      </w:r>
+      <w:proofErr w:type="spellStart"/>
+      <w:r>
+        <w:t>sistem</w:t>
+      </w:r>
+      <w:proofErr w:type="spellEnd"/>
+      <w:r>
+        <w:t xml:space="preserve"> dan network </w:t>
+      </w:r>
+      <w:proofErr w:type="spellStart"/>
+      <w:r>
+        <w:t>yg</w:t>
+      </w:r>
+      <w:proofErr w:type="spellEnd"/>
+      <w:r>
+        <w:t xml:space="preserve"> </w:t>
+      </w:r>
+      <w:proofErr w:type="spellStart"/>
+      <w:r>
+        <w:t>aman</w:t>
+      </w:r>
+      <w:proofErr w:type="spellEnd"/>
+      <w:r>
+        <w:t>), penetration tester (</w:t>
+      </w:r>
+      <w:proofErr w:type="spellStart"/>
+      <w:r>
+        <w:t>cari</w:t>
+      </w:r>
+      <w:proofErr w:type="spellEnd"/>
+      <w:r>
+        <w:t xml:space="preserve"> dan exploit </w:t>
+      </w:r>
+      <w:proofErr w:type="spellStart"/>
+      <w:r>
+        <w:t>kelemahan</w:t>
+      </w:r>
+      <w:proofErr w:type="spellEnd"/>
+      <w:r>
+        <w:t xml:space="preserve"> </w:t>
+      </w:r>
+      <w:proofErr w:type="spellStart"/>
+      <w:r>
+        <w:t>sistem</w:t>
+      </w:r>
+      <w:proofErr w:type="spellEnd"/>
+      <w:r>
+        <w:t xml:space="preserve">, legal dan </w:t>
+      </w:r>
+      <w:proofErr w:type="spellStart"/>
+      <w:r>
+        <w:t>beretika</w:t>
+      </w:r>
+      <w:proofErr w:type="spellEnd"/>
+      <w:r>
+        <w:t xml:space="preserve">, </w:t>
+      </w:r>
+      <w:proofErr w:type="spellStart"/>
+      <w:r>
+        <w:t>carinya</w:t>
+      </w:r>
+      <w:proofErr w:type="spellEnd"/>
+      <w:r>
+        <w:t xml:space="preserve"> </w:t>
+      </w:r>
+      <w:proofErr w:type="spellStart"/>
+      <w:r>
+        <w:t>dari</w:t>
+      </w:r>
+      <w:proofErr w:type="spellEnd"/>
+      <w:r>
+        <w:t xml:space="preserve"> </w:t>
+      </w:r>
+      <w:proofErr w:type="spellStart"/>
+      <w:r>
+        <w:t>simulasi</w:t>
+      </w:r>
+      <w:proofErr w:type="spellEnd"/>
+      <w:r>
+        <w:t xml:space="preserve"> </w:t>
+      </w:r>
+      <w:proofErr w:type="spellStart"/>
+      <w:r>
+        <w:t>serangan</w:t>
+      </w:r>
+      <w:proofErr w:type="spellEnd"/>
+      <w:r>
+        <w:t>), Incident Response Specialist (</w:t>
+      </w:r>
+      <w:proofErr w:type="spellStart"/>
+      <w:r>
+        <w:t>kerja</w:t>
+      </w:r>
+      <w:proofErr w:type="spellEnd"/>
+      <w:r>
+        <w:t xml:space="preserve"> </w:t>
+      </w:r>
+      <w:proofErr w:type="spellStart"/>
+      <w:r>
+        <w:t>sama</w:t>
+      </w:r>
+      <w:proofErr w:type="spellEnd"/>
+      <w:r>
+        <w:t xml:space="preserve"> pen tester buat </w:t>
+      </w:r>
+      <w:proofErr w:type="spellStart"/>
+      <w:r>
+        <w:t>ngerespon</w:t>
+      </w:r>
+      <w:proofErr w:type="spellEnd"/>
+      <w:r>
+        <w:t xml:space="preserve"> </w:t>
+      </w:r>
+      <w:proofErr w:type="spellStart"/>
+      <w:r>
+        <w:t>attacknya</w:t>
+      </w:r>
+      <w:proofErr w:type="spellEnd"/>
+      <w:r>
+        <w:t xml:space="preserve"> dan discuss lesson, manage dan </w:t>
+      </w:r>
+      <w:proofErr w:type="spellStart"/>
+      <w:r>
+        <w:t>respon</w:t>
+      </w:r>
+      <w:proofErr w:type="spellEnd"/>
+      <w:r>
+        <w:t xml:space="preserve"> security incidents), </w:t>
+      </w:r>
+      <w:proofErr w:type="spellStart"/>
+      <w:r>
+        <w:t>Securtiy</w:t>
+      </w:r>
+      <w:proofErr w:type="spellEnd"/>
+      <w:r>
+        <w:t xml:space="preserve"> Analyst (</w:t>
+      </w:r>
+      <w:proofErr w:type="spellStart"/>
+      <w:r>
+        <w:t>gunain</w:t>
+      </w:r>
+      <w:proofErr w:type="spellEnd"/>
+      <w:r>
+        <w:t xml:space="preserve"> </w:t>
+      </w:r>
+      <w:proofErr w:type="spellStart"/>
+      <w:r>
+        <w:t>hasil</w:t>
+      </w:r>
+      <w:proofErr w:type="spellEnd"/>
+      <w:r>
+        <w:t xml:space="preserve"> pen test buat improve monitoring, </w:t>
+      </w:r>
+      <w:proofErr w:type="spellStart"/>
+      <w:r>
+        <w:t>ngemonitor</w:t>
+      </w:r>
+      <w:proofErr w:type="spellEnd"/>
+      <w:r>
+        <w:t xml:space="preserve"> </w:t>
+      </w:r>
+      <w:proofErr w:type="spellStart"/>
+      <w:r>
+        <w:t>sistem</w:t>
+      </w:r>
+      <w:proofErr w:type="spellEnd"/>
+      <w:r>
+        <w:t xml:space="preserve"> </w:t>
+      </w:r>
+      <w:proofErr w:type="spellStart"/>
+      <w:r>
+        <w:t>untuk</w:t>
+      </w:r>
+      <w:proofErr w:type="spellEnd"/>
+      <w:r>
+        <w:t xml:space="preserve"> </w:t>
+      </w:r>
+      <w:proofErr w:type="spellStart"/>
+      <w:r>
+        <w:t>ancaman</w:t>
+      </w:r>
+      <w:proofErr w:type="spellEnd"/>
+      <w:r>
+        <w:t xml:space="preserve"> dan </w:t>
+      </w:r>
+      <w:proofErr w:type="spellStart"/>
+      <w:r>
+        <w:t>analisis</w:t>
+      </w:r>
+      <w:proofErr w:type="spellEnd"/>
+      <w:r>
+        <w:t xml:space="preserve"> security data, Compliance Specialist (jaga </w:t>
+      </w:r>
+      <w:proofErr w:type="spellStart"/>
+      <w:r>
+        <w:t>regulasi</w:t>
+      </w:r>
+      <w:proofErr w:type="spellEnd"/>
+      <w:r>
+        <w:t xml:space="preserve"> dan </w:t>
+      </w:r>
+      <w:proofErr w:type="spellStart"/>
+      <w:r>
+        <w:t>standar</w:t>
+      </w:r>
+      <w:proofErr w:type="spellEnd"/>
+      <w:r>
+        <w:t xml:space="preserve"> </w:t>
+      </w:r>
+      <w:proofErr w:type="spellStart"/>
+      <w:r>
+        <w:t>hukum</w:t>
+      </w:r>
+      <w:proofErr w:type="spellEnd"/>
+      <w:r>
+        <w:t>)</w:t>
+      </w:r>
+    </w:p>
+    <w:p/>
+    <w:p>
+      <w:r>
+        <w:lastRenderedPageBreak/>
+        <w:t>Principles of Information Security</w:t>
+      </w:r>
+    </w:p>
+    <w:p>
+      <w:pPr>
+        <w:pStyle w:val="ListParagraph"/>
+        <w:numPr>
+          <w:ilvl w:val="0"/>
+          <w:numId w:val="3"/>
+        </w:numPr>
+      </w:pPr>
+      <w:r>
+        <w:t xml:space="preserve">Confidentiality: </w:t>
+      </w:r>
+      <w:proofErr w:type="spellStart"/>
+      <w:r>
+        <w:t>makesure</w:t>
+      </w:r>
+      <w:proofErr w:type="spellEnd"/>
+      <w:r>
+        <w:t xml:space="preserve"> </w:t>
+      </w:r>
+      <w:proofErr w:type="spellStart"/>
+      <w:r>
+        <w:t>yg</w:t>
+      </w:r>
+      <w:proofErr w:type="spellEnd"/>
+      <w:r>
+        <w:t xml:space="preserve"> </w:t>
+      </w:r>
+      <w:proofErr w:type="spellStart"/>
+      <w:r>
+        <w:t>akses</w:t>
+      </w:r>
+      <w:proofErr w:type="spellEnd"/>
+      <w:r>
+        <w:t xml:space="preserve"> </w:t>
+      </w:r>
+      <w:proofErr w:type="spellStart"/>
+      <w:r>
+        <w:t>tuh</w:t>
+      </w:r>
+      <w:proofErr w:type="spellEnd"/>
+      <w:r>
+        <w:t xml:space="preserve"> </w:t>
+      </w:r>
+      <w:proofErr w:type="spellStart"/>
+      <w:r>
+        <w:t>emg</w:t>
+      </w:r>
+      <w:proofErr w:type="spellEnd"/>
+      <w:r>
+        <w:t xml:space="preserve"> </w:t>
+      </w:r>
+      <w:proofErr w:type="spellStart"/>
+      <w:r>
+        <w:t>yg</w:t>
+      </w:r>
+      <w:proofErr w:type="spellEnd"/>
+      <w:r>
+        <w:t xml:space="preserve"> </w:t>
+      </w:r>
+      <w:proofErr w:type="spellStart"/>
+      <w:r>
+        <w:t>dikasih</w:t>
+      </w:r>
+      <w:proofErr w:type="spellEnd"/>
+      <w:r>
+        <w:t xml:space="preserve"> </w:t>
+      </w:r>
+      <w:proofErr w:type="spellStart"/>
+      <w:r>
+        <w:t>akses</w:t>
+      </w:r>
+      <w:proofErr w:type="spellEnd"/>
+      <w:r>
+        <w:t xml:space="preserve"> (</w:t>
+      </w:r>
+      <w:proofErr w:type="spellStart"/>
+      <w:r>
+        <w:t>yg</w:t>
+      </w:r>
+      <w:proofErr w:type="spellEnd"/>
+      <w:r>
+        <w:t xml:space="preserve"> lain ga </w:t>
+      </w:r>
+      <w:proofErr w:type="spellStart"/>
+      <w:r>
+        <w:t>bisa</w:t>
+      </w:r>
+      <w:proofErr w:type="spellEnd"/>
+      <w:r>
+        <w:t xml:space="preserve"> </w:t>
+      </w:r>
+      <w:proofErr w:type="spellStart"/>
+      <w:r>
+        <w:t>akses</w:t>
+      </w:r>
+      <w:proofErr w:type="spellEnd"/>
+      <w:r>
+        <w:t xml:space="preserve">), protect </w:t>
+      </w:r>
+      <w:proofErr w:type="spellStart"/>
+      <w:r>
+        <w:t>dari</w:t>
+      </w:r>
+      <w:proofErr w:type="spellEnd"/>
+      <w:r>
+        <w:t xml:space="preserve"> </w:t>
+      </w:r>
+      <w:proofErr w:type="spellStart"/>
+      <w:r>
+        <w:t>penyebaran</w:t>
+      </w:r>
+      <w:proofErr w:type="spellEnd"/>
+      <w:r>
+        <w:t xml:space="preserve"> </w:t>
+      </w:r>
+      <w:proofErr w:type="spellStart"/>
+      <w:r>
+        <w:t>informasi</w:t>
+      </w:r>
+      <w:proofErr w:type="spellEnd"/>
+      <w:r>
+        <w:t xml:space="preserve"> unauthorized, </w:t>
+      </w:r>
+      <w:proofErr w:type="spellStart"/>
+      <w:r>
+        <w:t>diimplementasikan</w:t>
+      </w:r>
+      <w:proofErr w:type="spellEnd"/>
+      <w:r>
+        <w:t xml:space="preserve"> </w:t>
+      </w:r>
+      <w:proofErr w:type="spellStart"/>
+      <w:r>
+        <w:t>pake</w:t>
+      </w:r>
+      <w:proofErr w:type="spellEnd"/>
+      <w:r>
+        <w:t xml:space="preserve"> encryption dan access control</w:t>
+      </w:r>
+    </w:p>
+    <w:p>
+      <w:pPr>
+        <w:pStyle w:val="ListParagraph"/>
+        <w:numPr>
+          <w:ilvl w:val="0"/>
+          <w:numId w:val="3"/>
+        </w:numPr>
+      </w:pPr>
+      <w:r>
+        <w:t xml:space="preserve">Integrity: </w:t>
+      </w:r>
+      <w:r>
+        <w:t xml:space="preserve">jaga dan </w:t>
+      </w:r>
+      <w:proofErr w:type="spellStart"/>
+      <w:r>
+        <w:t>makesure</w:t>
+      </w:r>
+      <w:proofErr w:type="spellEnd"/>
+      <w:r>
+        <w:t xml:space="preserve"> data </w:t>
+      </w:r>
+      <w:proofErr w:type="spellStart"/>
+      <w:r>
+        <w:t>tetep</w:t>
+      </w:r>
+      <w:proofErr w:type="spellEnd"/>
+      <w:r>
+        <w:t xml:space="preserve"> </w:t>
+      </w:r>
+      <w:proofErr w:type="spellStart"/>
+      <w:r>
+        <w:t>lengkap</w:t>
+      </w:r>
+      <w:proofErr w:type="spellEnd"/>
+      <w:r>
+        <w:t xml:space="preserve"> dan </w:t>
+      </w:r>
+      <w:proofErr w:type="spellStart"/>
+      <w:r>
+        <w:t>akurat</w:t>
+      </w:r>
+      <w:proofErr w:type="spellEnd"/>
+      <w:r>
+        <w:t xml:space="preserve">, protect </w:t>
+      </w:r>
+      <w:proofErr w:type="spellStart"/>
+      <w:r>
+        <w:t>dari</w:t>
+      </w:r>
+      <w:proofErr w:type="spellEnd"/>
+      <w:r>
+        <w:t xml:space="preserve"> unauthorized modification, </w:t>
+      </w:r>
+      <w:proofErr w:type="spellStart"/>
+      <w:r>
+        <w:t>diimplementaiin</w:t>
+      </w:r>
+      <w:proofErr w:type="spellEnd"/>
+      <w:r>
+        <w:t xml:space="preserve"> </w:t>
+      </w:r>
+      <w:proofErr w:type="spellStart"/>
+      <w:r>
+        <w:t>pake</w:t>
+      </w:r>
+      <w:proofErr w:type="spellEnd"/>
+      <w:r>
+        <w:t xml:space="preserve"> hashing dan digital signature</w:t>
+      </w:r>
+    </w:p>
+    <w:p>
+      <w:pPr>
+        <w:pStyle w:val="ListParagraph"/>
+        <w:numPr>
+          <w:ilvl w:val="0"/>
+          <w:numId w:val="3"/>
+        </w:numPr>
+      </w:pPr>
+      <w:proofErr w:type="spellStart"/>
+      <w:r>
+        <w:t>Availibility</w:t>
+      </w:r>
+      <w:proofErr w:type="spellEnd"/>
+      <w:r>
+        <w:t xml:space="preserve">: </w:t>
+      </w:r>
+      <w:proofErr w:type="spellStart"/>
+      <w:r>
+        <w:t>mastiin</w:t>
+      </w:r>
+      <w:proofErr w:type="spellEnd"/>
+      <w:r>
+        <w:t xml:space="preserve"> </w:t>
+      </w:r>
+      <w:proofErr w:type="spellStart"/>
+      <w:r>
+        <w:t>informasi</w:t>
+      </w:r>
+      <w:proofErr w:type="spellEnd"/>
+      <w:r>
+        <w:t xml:space="preserve"> </w:t>
+      </w:r>
+      <w:proofErr w:type="spellStart"/>
+      <w:r>
+        <w:t>aksesible</w:t>
+      </w:r>
+      <w:proofErr w:type="spellEnd"/>
+      <w:r>
+        <w:t xml:space="preserve"> buat authorized user, jaga </w:t>
+      </w:r>
+      <w:proofErr w:type="spellStart"/>
+      <w:r>
+        <w:t>dari</w:t>
+      </w:r>
+      <w:proofErr w:type="spellEnd"/>
+      <w:r>
+        <w:t xml:space="preserve"> disruption, </w:t>
+      </w:r>
+      <w:proofErr w:type="spellStart"/>
+      <w:r>
+        <w:t>implementasi</w:t>
+      </w:r>
+      <w:proofErr w:type="spellEnd"/>
+      <w:r>
+        <w:t xml:space="preserve"> </w:t>
+      </w:r>
+      <w:proofErr w:type="spellStart"/>
+      <w:r>
+        <w:t>pake</w:t>
+      </w:r>
+      <w:proofErr w:type="spellEnd"/>
+      <w:r>
+        <w:t xml:space="preserve"> redundancy dan disaster </w:t>
+      </w:r>
+      <w:proofErr w:type="spellStart"/>
+      <w:r>
+        <w:t>recoivery</w:t>
+      </w:r>
+      <w:proofErr w:type="spellEnd"/>
+      <w:r>
+        <w:t xml:space="preserve"> planning</w:t>
+      </w:r>
+    </w:p>
+    <w:p>
+      <w:pPr>
+        <w:pStyle w:val="ListParagraph"/>
+        <w:numPr>
+          <w:ilvl w:val="0"/>
+          <w:numId w:val="3"/>
+        </w:numPr>
+      </w:pPr>
+      <w:r>
+        <w:t xml:space="preserve">Non-repudiation: </w:t>
+      </w:r>
+      <w:proofErr w:type="spellStart"/>
+      <w:r>
+        <w:t>makesure</w:t>
+      </w:r>
+      <w:proofErr w:type="spellEnd"/>
+      <w:r>
+        <w:t xml:space="preserve"> ga </w:t>
+      </w:r>
+      <w:proofErr w:type="spellStart"/>
+      <w:r>
+        <w:t>bakal</w:t>
+      </w:r>
+      <w:proofErr w:type="spellEnd"/>
+      <w:r>
+        <w:t xml:space="preserve"> </w:t>
+      </w:r>
+      <w:proofErr w:type="spellStart"/>
+      <w:r>
+        <w:t>bisa</w:t>
+      </w:r>
+      <w:proofErr w:type="spellEnd"/>
+      <w:r>
+        <w:t xml:space="preserve"> </w:t>
+      </w:r>
+      <w:proofErr w:type="spellStart"/>
+      <w:r>
+        <w:t>ngedeny</w:t>
+      </w:r>
+      <w:proofErr w:type="spellEnd"/>
+      <w:r>
+        <w:t xml:space="preserve"> </w:t>
+      </w:r>
+      <w:proofErr w:type="spellStart"/>
+      <w:r>
+        <w:t>apa</w:t>
+      </w:r>
+      <w:proofErr w:type="spellEnd"/>
+      <w:r>
+        <w:t xml:space="preserve"> </w:t>
+      </w:r>
+      <w:proofErr w:type="spellStart"/>
+      <w:r>
+        <w:t>yg</w:t>
+      </w:r>
+      <w:proofErr w:type="spellEnd"/>
+      <w:r>
+        <w:t xml:space="preserve"> </w:t>
+      </w:r>
+      <w:proofErr w:type="spellStart"/>
+      <w:r>
+        <w:t>mereka</w:t>
+      </w:r>
+      <w:proofErr w:type="spellEnd"/>
+      <w:r>
+        <w:t xml:space="preserve"> </w:t>
+      </w:r>
+      <w:proofErr w:type="spellStart"/>
+      <w:r>
+        <w:t>lakuin</w:t>
+      </w:r>
+      <w:proofErr w:type="spellEnd"/>
+      <w:r>
+        <w:t xml:space="preserve">, </w:t>
+      </w:r>
+      <w:proofErr w:type="spellStart"/>
+      <w:r>
+        <w:t>ini</w:t>
+      </w:r>
+      <w:proofErr w:type="spellEnd"/>
+      <w:r>
+        <w:t xml:space="preserve"> </w:t>
+      </w:r>
+      <w:proofErr w:type="spellStart"/>
+      <w:r>
+        <w:t>penting</w:t>
+      </w:r>
+      <w:proofErr w:type="spellEnd"/>
+      <w:r>
+        <w:t xml:space="preserve"> di e-commerce dan legal context, </w:t>
+      </w:r>
+      <w:proofErr w:type="spellStart"/>
+      <w:r>
+        <w:t>implementasi</w:t>
+      </w:r>
+      <w:proofErr w:type="spellEnd"/>
+      <w:r>
+        <w:t xml:space="preserve"> </w:t>
+      </w:r>
+      <w:proofErr w:type="spellStart"/>
+      <w:r>
+        <w:t>pake</w:t>
+      </w:r>
+      <w:proofErr w:type="spellEnd"/>
+      <w:r>
+        <w:t xml:space="preserve"> digital signature dan audit log</w:t>
+      </w:r>
+    </w:p>
+    <w:p>
+      <w:pPr>
+        <w:pStyle w:val="ListParagraph"/>
+        <w:numPr>
+          <w:ilvl w:val="0"/>
+          <w:numId w:val="3"/>
+        </w:numPr>
+      </w:pPr>
+      <w:r>
+        <w:t xml:space="preserve">Authentication: </w:t>
+      </w:r>
+      <w:proofErr w:type="spellStart"/>
+      <w:r>
+        <w:t>verif</w:t>
+      </w:r>
+      <w:proofErr w:type="spellEnd"/>
+      <w:r>
+        <w:t xml:space="preserve"> </w:t>
+      </w:r>
+      <w:proofErr w:type="spellStart"/>
+      <w:r>
+        <w:t>identitas</w:t>
+      </w:r>
+      <w:proofErr w:type="spellEnd"/>
+      <w:r>
+        <w:t xml:space="preserve"> user, proses, dan device, </w:t>
+      </w:r>
+      <w:proofErr w:type="spellStart"/>
+      <w:r>
+        <w:t>krusial</w:t>
+      </w:r>
+      <w:proofErr w:type="spellEnd"/>
+      <w:r>
+        <w:t xml:space="preserve"> buat </w:t>
+      </w:r>
+      <w:proofErr w:type="spellStart"/>
+      <w:r>
+        <w:t>mastiin</w:t>
+      </w:r>
+      <w:proofErr w:type="spellEnd"/>
+      <w:r>
+        <w:t xml:space="preserve"> </w:t>
+      </w:r>
+      <w:proofErr w:type="spellStart"/>
+      <w:r>
+        <w:t>hanya</w:t>
+      </w:r>
+      <w:proofErr w:type="spellEnd"/>
+      <w:r>
+        <w:t xml:space="preserve"> authorized </w:t>
+      </w:r>
+      <w:proofErr w:type="spellStart"/>
+      <w:r>
+        <w:t>yg</w:t>
+      </w:r>
+      <w:proofErr w:type="spellEnd"/>
+      <w:r>
+        <w:t xml:space="preserve"> </w:t>
+      </w:r>
+      <w:proofErr w:type="spellStart"/>
+      <w:r>
+        <w:t>bisa</w:t>
+      </w:r>
+      <w:proofErr w:type="spellEnd"/>
+      <w:r>
+        <w:t xml:space="preserve"> </w:t>
+      </w:r>
+      <w:proofErr w:type="spellStart"/>
+      <w:r>
+        <w:t>akses</w:t>
+      </w:r>
+      <w:proofErr w:type="spellEnd"/>
+      <w:r>
+        <w:t xml:space="preserve">, </w:t>
+      </w:r>
+      <w:proofErr w:type="spellStart"/>
+      <w:r>
+        <w:t>diimplementasiin</w:t>
+      </w:r>
+      <w:proofErr w:type="spellEnd"/>
+      <w:r>
+        <w:t xml:space="preserve"> </w:t>
+      </w:r>
+      <w:proofErr w:type="spellStart"/>
+      <w:r>
+        <w:t>pake</w:t>
+      </w:r>
+      <w:proofErr w:type="spellEnd"/>
+      <w:r>
+        <w:t xml:space="preserve"> pw, biometrics, </w:t>
+      </w:r>
+      <w:proofErr w:type="spellStart"/>
+      <w:r>
+        <w:t>mfa</w:t>
+      </w:r>
+      <w:proofErr w:type="spellEnd"/>
+    </w:p>
+    <w:p>
+      <w:pPr>
+        <w:pStyle w:val="ListParagraph"/>
+        <w:numPr>
+          <w:ilvl w:val="0"/>
+          <w:numId w:val="3"/>
+        </w:numPr>
+      </w:pPr>
+      <w:r>
+        <w:t xml:space="preserve">Privacy: </w:t>
+      </w:r>
+      <w:proofErr w:type="spellStart"/>
+      <w:r>
+        <w:t>fokus</w:t>
+      </w:r>
+      <w:proofErr w:type="spellEnd"/>
+      <w:r>
+        <w:t xml:space="preserve"> di proper handling buat sensitive personal information, </w:t>
+      </w:r>
+      <w:proofErr w:type="spellStart"/>
+      <w:r>
+        <w:t>mastiin</w:t>
+      </w:r>
+      <w:proofErr w:type="spellEnd"/>
+      <w:r>
+        <w:t xml:space="preserve"> </w:t>
+      </w:r>
+      <w:proofErr w:type="spellStart"/>
+      <w:r>
+        <w:t>sesuai</w:t>
+      </w:r>
+      <w:proofErr w:type="spellEnd"/>
+      <w:r>
+        <w:t xml:space="preserve"> </w:t>
+      </w:r>
+      <w:proofErr w:type="spellStart"/>
+      <w:r>
+        <w:t>sama</w:t>
+      </w:r>
+      <w:proofErr w:type="spellEnd"/>
+      <w:r>
+        <w:t xml:space="preserve"> </w:t>
+      </w:r>
+      <w:proofErr w:type="spellStart"/>
+      <w:r>
+        <w:t>regulasi</w:t>
+      </w:r>
+      <w:proofErr w:type="spellEnd"/>
+      <w:r>
+        <w:t xml:space="preserve"> data </w:t>
+      </w:r>
+      <w:proofErr w:type="spellStart"/>
+      <w:r>
+        <w:t>proteksi</w:t>
+      </w:r>
+      <w:proofErr w:type="spellEnd"/>
+      <w:r>
+        <w:t xml:space="preserve">, </w:t>
+      </w:r>
+      <w:proofErr w:type="spellStart"/>
+      <w:r>
+        <w:t>implementasi</w:t>
+      </w:r>
+      <w:proofErr w:type="spellEnd"/>
+      <w:r>
+        <w:t xml:space="preserve"> </w:t>
+      </w:r>
+      <w:proofErr w:type="spellStart"/>
+      <w:r>
+        <w:t>pake</w:t>
+      </w:r>
+      <w:proofErr w:type="spellEnd"/>
+      <w:r>
+        <w:t xml:space="preserve"> data minimization dan management consent</w:t>
+      </w:r>
+    </w:p>
+    <w:p>
+      <w:r>
+        <w:t>Proses di InfoSec</w:t>
+      </w:r>
+    </w:p>
+    <w:p>
+      <w:pPr>
+        <w:pStyle w:val="ListParagraph"/>
+        <w:numPr>
+          <w:ilvl w:val="0"/>
+          <w:numId w:val="4"/>
+        </w:numPr>
+      </w:pPr>
+      <w:r>
+        <w:t xml:space="preserve">Risk </w:t>
+      </w:r>
+      <w:proofErr w:type="spellStart"/>
+      <w:r>
+        <w:t>Assesment</w:t>
+      </w:r>
+      <w:proofErr w:type="spellEnd"/>
+      <w:r>
+        <w:t xml:space="preserve">: </w:t>
+      </w:r>
+      <w:proofErr w:type="spellStart"/>
+      <w:r>
+        <w:t>Identifikasi</w:t>
+      </w:r>
+      <w:proofErr w:type="spellEnd"/>
+      <w:r>
+        <w:t xml:space="preserve"> dan </w:t>
+      </w:r>
+      <w:proofErr w:type="spellStart"/>
+      <w:r>
+        <w:t>evaluasi</w:t>
+      </w:r>
+      <w:proofErr w:type="spellEnd"/>
+      <w:r>
+        <w:t xml:space="preserve"> </w:t>
+      </w:r>
+      <w:proofErr w:type="spellStart"/>
+      <w:r>
+        <w:t>potensial</w:t>
+      </w:r>
+      <w:proofErr w:type="spellEnd"/>
+      <w:r>
+        <w:t xml:space="preserve"> </w:t>
+      </w:r>
+      <w:proofErr w:type="spellStart"/>
+      <w:r>
+        <w:t>ancaman</w:t>
+      </w:r>
+      <w:proofErr w:type="spellEnd"/>
+      <w:r>
+        <w:t xml:space="preserve"> dan </w:t>
+      </w:r>
+      <w:proofErr w:type="spellStart"/>
+      <w:r>
+        <w:t>kelemahan</w:t>
+      </w:r>
+      <w:proofErr w:type="spellEnd"/>
+      <w:r>
+        <w:t xml:space="preserve">, </w:t>
+      </w:r>
+      <w:proofErr w:type="spellStart"/>
+      <w:r>
+        <w:t>jabarin</w:t>
+      </w:r>
+      <w:proofErr w:type="spellEnd"/>
+      <w:r>
+        <w:t xml:space="preserve"> </w:t>
+      </w:r>
+      <w:proofErr w:type="spellStart"/>
+      <w:r>
+        <w:t>potenszial</w:t>
+      </w:r>
+      <w:proofErr w:type="spellEnd"/>
+      <w:r>
+        <w:t xml:space="preserve"> impact </w:t>
+      </w:r>
+      <w:proofErr w:type="spellStart"/>
+      <w:r>
+        <w:t>dari</w:t>
+      </w:r>
+      <w:proofErr w:type="spellEnd"/>
+      <w:r>
+        <w:t xml:space="preserve"> security breaches, </w:t>
+      </w:r>
+      <w:proofErr w:type="spellStart"/>
+      <w:r>
+        <w:t>bantu</w:t>
+      </w:r>
+      <w:proofErr w:type="spellEnd"/>
+      <w:r>
+        <w:t xml:space="preserve"> </w:t>
+      </w:r>
+      <w:proofErr w:type="spellStart"/>
+      <w:r>
+        <w:t>proritasiin</w:t>
+      </w:r>
+      <w:proofErr w:type="spellEnd"/>
+      <w:r>
+        <w:t xml:space="preserve"> mana </w:t>
+      </w:r>
+      <w:proofErr w:type="spellStart"/>
+      <w:r>
+        <w:t>yg</w:t>
+      </w:r>
+      <w:proofErr w:type="spellEnd"/>
+      <w:r>
+        <w:t xml:space="preserve"> </w:t>
+      </w:r>
+      <w:proofErr w:type="spellStart"/>
+      <w:r>
+        <w:t>perlu</w:t>
+      </w:r>
+      <w:proofErr w:type="spellEnd"/>
+      <w:r>
+        <w:t xml:space="preserve"> di secure </w:t>
+      </w:r>
+      <w:proofErr w:type="spellStart"/>
+      <w:r>
+        <w:t>duluan</w:t>
+      </w:r>
+      <w:proofErr w:type="spellEnd"/>
+    </w:p>
+    <w:p>
+      <w:pPr>
+        <w:pStyle w:val="ListParagraph"/>
+        <w:numPr>
+          <w:ilvl w:val="0"/>
+          <w:numId w:val="4"/>
+        </w:numPr>
+      </w:pPr>
+      <w:r>
+        <w:t xml:space="preserve">Security Planning: </w:t>
+      </w:r>
+      <w:proofErr w:type="spellStart"/>
+      <w:r>
+        <w:t>bikin</w:t>
+      </w:r>
+      <w:proofErr w:type="spellEnd"/>
+      <w:r>
+        <w:t xml:space="preserve"> strategy buat </w:t>
+      </w:r>
+      <w:proofErr w:type="spellStart"/>
+      <w:r>
+        <w:t>ngeidentifikasi</w:t>
+      </w:r>
+      <w:proofErr w:type="spellEnd"/>
+      <w:r>
+        <w:t xml:space="preserve"> risk, </w:t>
+      </w:r>
+      <w:proofErr w:type="spellStart"/>
+      <w:r>
+        <w:t>bikin</w:t>
+      </w:r>
+      <w:proofErr w:type="spellEnd"/>
+      <w:r>
+        <w:t xml:space="preserve"> </w:t>
+      </w:r>
+      <w:proofErr w:type="spellStart"/>
+      <w:r>
+        <w:t>aturan</w:t>
+      </w:r>
+      <w:proofErr w:type="spellEnd"/>
+      <w:r>
+        <w:t xml:space="preserve"> dan </w:t>
+      </w:r>
+      <w:proofErr w:type="spellStart"/>
+      <w:r>
+        <w:t>prosedur</w:t>
+      </w:r>
+      <w:proofErr w:type="spellEnd"/>
+      <w:r>
+        <w:t xml:space="preserve"> buat </w:t>
+      </w:r>
+      <w:proofErr w:type="spellStart"/>
+      <w:r>
+        <w:t>ngebantu</w:t>
+      </w:r>
+      <w:proofErr w:type="spellEnd"/>
+      <w:r>
+        <w:t xml:space="preserve"> security effort, </w:t>
+      </w:r>
+      <w:proofErr w:type="spellStart"/>
+      <w:r>
+        <w:t>alokasiin</w:t>
+      </w:r>
+      <w:proofErr w:type="spellEnd"/>
+      <w:r>
+        <w:t xml:space="preserve"> resource buat security initiative</w:t>
+      </w:r>
+    </w:p>
+    <w:p>
+      <w:pPr>
+        <w:pStyle w:val="ListParagraph"/>
+        <w:numPr>
+          <w:ilvl w:val="0"/>
+          <w:numId w:val="4"/>
+        </w:numPr>
+      </w:pPr>
+      <w:proofErr w:type="spellStart"/>
+      <w:r>
+        <w:t>Implemntation</w:t>
+      </w:r>
+      <w:proofErr w:type="spellEnd"/>
+      <w:r>
+        <w:t xml:space="preserve"> of Security Controls: </w:t>
+      </w:r>
+      <w:proofErr w:type="spellStart"/>
+      <w:r>
+        <w:t>taruh</w:t>
+      </w:r>
+      <w:proofErr w:type="spellEnd"/>
+      <w:r>
+        <w:t xml:space="preserve"> security plans </w:t>
+      </w:r>
+      <w:proofErr w:type="spellStart"/>
+      <w:r>
+        <w:t>jadi</w:t>
+      </w:r>
+      <w:proofErr w:type="spellEnd"/>
+      <w:r>
+        <w:t xml:space="preserve"> </w:t>
+      </w:r>
+      <w:proofErr w:type="spellStart"/>
+      <w:r>
+        <w:t>pedoman</w:t>
+      </w:r>
+      <w:proofErr w:type="spellEnd"/>
+      <w:r>
+        <w:t xml:space="preserve">, </w:t>
+      </w:r>
+      <w:proofErr w:type="spellStart"/>
+      <w:r>
+        <w:t>ikut</w:t>
+      </w:r>
+      <w:proofErr w:type="spellEnd"/>
+      <w:r>
+        <w:t xml:space="preserve"> </w:t>
+      </w:r>
+      <w:proofErr w:type="spellStart"/>
+      <w:r>
+        <w:t>ngdeploy</w:t>
+      </w:r>
+      <w:proofErr w:type="spellEnd"/>
+      <w:r>
+        <w:t xml:space="preserve"> technical </w:t>
+      </w:r>
+      <w:proofErr w:type="spellStart"/>
+      <w:r>
+        <w:t>solusi</w:t>
+      </w:r>
+      <w:proofErr w:type="spellEnd"/>
+      <w:r>
+        <w:t xml:space="preserve"> dan </w:t>
+      </w:r>
+      <w:proofErr w:type="spellStart"/>
+      <w:r>
+        <w:t>lakuin</w:t>
+      </w:r>
+      <w:proofErr w:type="spellEnd"/>
+      <w:r>
+        <w:t xml:space="preserve"> </w:t>
+      </w:r>
+      <w:proofErr w:type="spellStart"/>
+      <w:r>
+        <w:t>sesuai</w:t>
+      </w:r>
+      <w:proofErr w:type="spellEnd"/>
+      <w:r>
+        <w:t xml:space="preserve"> </w:t>
+      </w:r>
+      <w:proofErr w:type="spellStart"/>
+      <w:r>
+        <w:t>aturan</w:t>
+      </w:r>
+      <w:proofErr w:type="spellEnd"/>
+      <w:r>
+        <w:t xml:space="preserve">, </w:t>
+      </w:r>
+      <w:proofErr w:type="spellStart"/>
+      <w:r>
+        <w:t>termasuk</w:t>
+      </w:r>
+      <w:proofErr w:type="spellEnd"/>
+      <w:r>
+        <w:t xml:space="preserve"> </w:t>
+      </w:r>
+      <w:proofErr w:type="spellStart"/>
+      <w:r>
+        <w:t>preventif</w:t>
+      </w:r>
+      <w:proofErr w:type="spellEnd"/>
+      <w:r>
+        <w:t xml:space="preserve"> dan detective control</w:t>
+      </w:r>
+    </w:p>
+    <w:p>
+      <w:pPr>
+        <w:pStyle w:val="ListParagraph"/>
+        <w:numPr>
+          <w:ilvl w:val="0"/>
+          <w:numId w:val="4"/>
+        </w:numPr>
+      </w:pPr>
+      <w:r>
+        <w:t xml:space="preserve">Monitoring and Detection: </w:t>
+      </w:r>
+      <w:proofErr w:type="spellStart"/>
+      <w:r>
+        <w:t>terus</w:t>
+      </w:r>
+      <w:proofErr w:type="spellEnd"/>
+      <w:r>
+        <w:t xml:space="preserve"> </w:t>
+      </w:r>
+      <w:proofErr w:type="spellStart"/>
+      <w:r>
+        <w:t>melihat</w:t>
+      </w:r>
+      <w:proofErr w:type="spellEnd"/>
+      <w:r>
+        <w:t xml:space="preserve"> security event dan anomaly, </w:t>
+      </w:r>
+      <w:proofErr w:type="spellStart"/>
+      <w:r>
+        <w:t>pake</w:t>
+      </w:r>
+      <w:proofErr w:type="spellEnd"/>
+      <w:r>
+        <w:t xml:space="preserve"> tool kayak SIEM system dan intrusion detection system, </w:t>
+      </w:r>
+      <w:proofErr w:type="spellStart"/>
+      <w:r>
+        <w:t>targetnya</w:t>
+      </w:r>
+      <w:proofErr w:type="spellEnd"/>
+      <w:r>
+        <w:t xml:space="preserve"> </w:t>
+      </w:r>
+      <w:proofErr w:type="spellStart"/>
+      <w:r>
+        <w:t>untuk</w:t>
+      </w:r>
+      <w:proofErr w:type="spellEnd"/>
+      <w:r>
+        <w:t xml:space="preserve"> </w:t>
+      </w:r>
+      <w:proofErr w:type="spellStart"/>
+      <w:r>
+        <w:t>identifikasi</w:t>
+      </w:r>
+      <w:proofErr w:type="spellEnd"/>
+      <w:r>
+        <w:t xml:space="preserve"> security incidents asap</w:t>
+      </w:r>
+    </w:p>
+    <w:p>
+      <w:pPr>
+        <w:pStyle w:val="ListParagraph"/>
+        <w:numPr>
+          <w:ilvl w:val="0"/>
+          <w:numId w:val="4"/>
+        </w:numPr>
+      </w:pPr>
+      <w:r>
+        <w:t xml:space="preserve">Incident Response: </w:t>
+      </w:r>
+      <w:proofErr w:type="spellStart"/>
+      <w:r>
+        <w:t>reaksi</w:t>
+      </w:r>
+      <w:proofErr w:type="spellEnd"/>
+      <w:r>
+        <w:t xml:space="preserve"> </w:t>
+      </w:r>
+      <w:proofErr w:type="spellStart"/>
+      <w:r>
+        <w:t>ke</w:t>
+      </w:r>
+      <w:proofErr w:type="spellEnd"/>
+      <w:r>
+        <w:t xml:space="preserve"> security incidents </w:t>
+      </w:r>
+      <w:proofErr w:type="spellStart"/>
+      <w:r>
+        <w:t>yg</w:t>
+      </w:r>
+      <w:proofErr w:type="spellEnd"/>
+      <w:r>
+        <w:t xml:space="preserve"> </w:t>
+      </w:r>
+      <w:proofErr w:type="spellStart"/>
+      <w:r>
+        <w:t>teerdetaeksi</w:t>
+      </w:r>
+      <w:proofErr w:type="spellEnd"/>
+      <w:r>
+        <w:t xml:space="preserve">, </w:t>
+      </w:r>
+      <w:proofErr w:type="spellStart"/>
+      <w:r>
+        <w:t>mengikuti</w:t>
+      </w:r>
+      <w:proofErr w:type="spellEnd"/>
+      <w:r>
+        <w:t xml:space="preserve"> </w:t>
+      </w:r>
+      <w:proofErr w:type="spellStart"/>
+      <w:r>
+        <w:t>prosedur</w:t>
+      </w:r>
+      <w:proofErr w:type="spellEnd"/>
+      <w:r>
+        <w:t xml:space="preserve"> yang </w:t>
+      </w:r>
+      <w:proofErr w:type="spellStart"/>
+      <w:r>
+        <w:t>ada</w:t>
+      </w:r>
+      <w:proofErr w:type="spellEnd"/>
+      <w:r>
+        <w:t xml:space="preserve"> </w:t>
+      </w:r>
+      <w:proofErr w:type="spellStart"/>
+      <w:r>
+        <w:t>untuk</w:t>
+      </w:r>
+      <w:proofErr w:type="spellEnd"/>
+      <w:r>
+        <w:t xml:space="preserve"> contain dan mitigate threats, </w:t>
+      </w:r>
+      <w:proofErr w:type="spellStart"/>
+      <w:r>
+        <w:t>termasuk</w:t>
+      </w:r>
+      <w:proofErr w:type="spellEnd"/>
+      <w:r>
+        <w:t xml:space="preserve"> step kayak </w:t>
+      </w:r>
+      <w:proofErr w:type="spellStart"/>
+      <w:r>
+        <w:t>isolasi</w:t>
+      </w:r>
+      <w:proofErr w:type="spellEnd"/>
+      <w:r>
+        <w:t xml:space="preserve">, </w:t>
+      </w:r>
+      <w:proofErr w:type="spellStart"/>
+      <w:r>
+        <w:t>eradikasi</w:t>
+      </w:r>
+      <w:proofErr w:type="spellEnd"/>
+      <w:r>
+        <w:t>, dan recovery</w:t>
+      </w:r>
+    </w:p>
+    <w:p>
+      <w:pPr>
+        <w:pStyle w:val="ListParagraph"/>
+        <w:numPr>
+          <w:ilvl w:val="0"/>
+          <w:numId w:val="4"/>
+        </w:numPr>
+      </w:pPr>
+      <w:r>
+        <w:t xml:space="preserve">Disaster Recovery: </w:t>
+      </w:r>
+      <w:proofErr w:type="spellStart"/>
+      <w:r>
+        <w:t>fokus</w:t>
+      </w:r>
+      <w:proofErr w:type="spellEnd"/>
+      <w:r>
+        <w:t xml:space="preserve"> </w:t>
+      </w:r>
+      <w:proofErr w:type="spellStart"/>
+      <w:r>
+        <w:t>ke</w:t>
+      </w:r>
+      <w:proofErr w:type="spellEnd"/>
+      <w:r>
+        <w:t xml:space="preserve"> restoring </w:t>
+      </w:r>
+      <w:proofErr w:type="spellStart"/>
+      <w:r>
+        <w:t>sistem</w:t>
+      </w:r>
+      <w:proofErr w:type="spellEnd"/>
+      <w:r>
+        <w:t xml:space="preserve"> dan data </w:t>
+      </w:r>
+      <w:proofErr w:type="spellStart"/>
+      <w:r>
+        <w:t>setrelah</w:t>
+      </w:r>
+      <w:proofErr w:type="spellEnd"/>
+      <w:r>
+        <w:t xml:space="preserve"> major incident, involves buat </w:t>
+      </w:r>
+      <w:proofErr w:type="spellStart"/>
+      <w:r>
+        <w:t>implementasiin</w:t>
+      </w:r>
+      <w:proofErr w:type="spellEnd"/>
+      <w:r>
+        <w:t xml:space="preserve"> backup dan redundancy measure, </w:t>
+      </w:r>
+      <w:proofErr w:type="spellStart"/>
+      <w:r>
+        <w:t>targer</w:t>
+      </w:r>
+      <w:proofErr w:type="spellEnd"/>
+      <w:r>
+        <w:t xml:space="preserve"> buat minimize downtime dan data loss</w:t>
+      </w:r>
+    </w:p>
+    <w:p>
+      <w:pPr>
+        <w:pStyle w:val="ListParagraph"/>
+        <w:numPr>
+          <w:ilvl w:val="0"/>
+          <w:numId w:val="4"/>
+        </w:numPr>
+      </w:pPr>
+      <w:proofErr w:type="spellStart"/>
+      <w:r>
+        <w:t>Continious</w:t>
+      </w:r>
+      <w:proofErr w:type="spellEnd"/>
+      <w:r>
+        <w:t xml:space="preserve"> Improvement: </w:t>
+      </w:r>
+      <w:proofErr w:type="spellStart"/>
+      <w:r>
+        <w:t>ngereview</w:t>
+      </w:r>
+      <w:proofErr w:type="spellEnd"/>
+      <w:r>
+        <w:t xml:space="preserve"> dan </w:t>
+      </w:r>
+      <w:proofErr w:type="spellStart"/>
+      <w:r>
+        <w:t>belajar</w:t>
+      </w:r>
+      <w:proofErr w:type="spellEnd"/>
+      <w:r>
+        <w:t xml:space="preserve"> </w:t>
+      </w:r>
+      <w:proofErr w:type="spellStart"/>
+      <w:r>
+        <w:t>dari</w:t>
+      </w:r>
+      <w:proofErr w:type="spellEnd"/>
+      <w:r>
+        <w:t xml:space="preserve"> security incidents dan near-misses, update security measure </w:t>
+      </w:r>
+      <w:proofErr w:type="spellStart"/>
+      <w:r>
+        <w:t>dari</w:t>
+      </w:r>
+      <w:proofErr w:type="spellEnd"/>
+      <w:r>
+        <w:t xml:space="preserve"> </w:t>
+      </w:r>
+      <w:proofErr w:type="spellStart"/>
+      <w:r>
+        <w:t>ancaman</w:t>
+      </w:r>
+      <w:proofErr w:type="spellEnd"/>
+      <w:r>
+        <w:t xml:space="preserve"> </w:t>
+      </w:r>
+      <w:proofErr w:type="spellStart"/>
+      <w:r>
+        <w:t>baru</w:t>
+      </w:r>
+      <w:proofErr w:type="spellEnd"/>
+      <w:r>
+        <w:t xml:space="preserve"> dan </w:t>
+      </w:r>
+      <w:proofErr w:type="spellStart"/>
+      <w:r>
+        <w:t>teknologi</w:t>
+      </w:r>
+      <w:proofErr w:type="spellEnd"/>
+      <w:r>
+        <w:t>, involve regular security assessment dan audit.</w:t>
+      </w:r>
+    </w:p>
+    <w:p>
+      <w:proofErr w:type="spellStart"/>
+      <w:r>
+        <w:t>Purposze</w:t>
+      </w:r>
+      <w:proofErr w:type="spellEnd"/>
+      <w:r>
+        <w:t xml:space="preserve"> of InfoSec</w:t>
+      </w:r>
+    </w:p>
+    <w:p>
+      <w:pPr>
+        <w:pStyle w:val="ListParagraph"/>
+        <w:numPr>
+          <w:ilvl w:val="0"/>
+          <w:numId w:val="1"/>
+        </w:numPr>
+      </w:pPr>
+      <w:r>
+        <w:t xml:space="preserve">Protect </w:t>
+      </w:r>
+      <w:proofErr w:type="spellStart"/>
+      <w:r>
+        <w:t>sensirtive</w:t>
+      </w:r>
+      <w:proofErr w:type="spellEnd"/>
+      <w:r>
+        <w:t xml:space="preserve"> data </w:t>
+      </w:r>
+      <w:proofErr w:type="spellStart"/>
+      <w:r>
+        <w:t>dari</w:t>
+      </w:r>
+      <w:proofErr w:type="spellEnd"/>
+      <w:r>
+        <w:t xml:space="preserve"> unauthorized access: </w:t>
+      </w:r>
+      <w:proofErr w:type="spellStart"/>
+      <w:r>
+        <w:t>jagain</w:t>
+      </w:r>
+      <w:proofErr w:type="spellEnd"/>
+      <w:r>
+        <w:t xml:space="preserve"> confidential </w:t>
+      </w:r>
+      <w:proofErr w:type="spellStart"/>
+      <w:r>
+        <w:t>informasi</w:t>
+      </w:r>
+      <w:proofErr w:type="spellEnd"/>
+      <w:r>
+        <w:t xml:space="preserve"> kayak personal data </w:t>
+      </w:r>
+      <w:proofErr w:type="spellStart"/>
+      <w:r>
+        <w:t>finansial</w:t>
+      </w:r>
+      <w:proofErr w:type="spellEnd"/>
+      <w:r>
+        <w:t xml:space="preserve"> records dan trade secrets, </w:t>
+      </w:r>
+      <w:proofErr w:type="spellStart"/>
+      <w:r>
+        <w:t>cegah</w:t>
+      </w:r>
+      <w:proofErr w:type="spellEnd"/>
+      <w:r>
+        <w:t xml:space="preserve"> </w:t>
+      </w:r>
+      <w:proofErr w:type="spellStart"/>
+      <w:r>
+        <w:t>datra</w:t>
+      </w:r>
+      <w:proofErr w:type="spellEnd"/>
+      <w:r>
+        <w:t xml:space="preserve"> breaches </w:t>
+      </w:r>
+      <w:proofErr w:type="spellStart"/>
+      <w:r>
+        <w:t>yg</w:t>
+      </w:r>
+      <w:proofErr w:type="spellEnd"/>
+      <w:r>
+        <w:t xml:space="preserve"> </w:t>
+      </w:r>
+      <w:proofErr w:type="spellStart"/>
+      <w:r>
+        <w:t>bisa</w:t>
+      </w:r>
+      <w:proofErr w:type="spellEnd"/>
+      <w:r>
+        <w:t xml:space="preserve"> </w:t>
+      </w:r>
+      <w:proofErr w:type="spellStart"/>
+      <w:r>
+        <w:t>berdampak</w:t>
+      </w:r>
+      <w:proofErr w:type="spellEnd"/>
+      <w:r>
+        <w:t xml:space="preserve"> </w:t>
+      </w:r>
+      <w:proofErr w:type="spellStart"/>
+      <w:r>
+        <w:t>ke</w:t>
+      </w:r>
+      <w:proofErr w:type="spellEnd"/>
+      <w:r>
+        <w:t xml:space="preserve"> financial loss dan </w:t>
+      </w:r>
+      <w:proofErr w:type="spellStart"/>
+      <w:r>
+        <w:t>reputasi</w:t>
+      </w:r>
+      <w:proofErr w:type="spellEnd"/>
+      <w:r>
+        <w:t xml:space="preserve"> damage</w:t>
+      </w:r>
+    </w:p>
+    <w:p>
+      <w:pPr>
+        <w:pStyle w:val="ListParagraph"/>
+        <w:numPr>
+          <w:ilvl w:val="0"/>
+          <w:numId w:val="1"/>
+        </w:numPr>
+      </w:pPr>
+      <w:r>
+        <w:t xml:space="preserve">Ensuring business continuity: jaga </w:t>
+      </w:r>
+      <w:proofErr w:type="spellStart"/>
+      <w:r>
+        <w:t>availabity</w:t>
+      </w:r>
+      <w:proofErr w:type="spellEnd"/>
+      <w:r>
+        <w:t xml:space="preserve"> </w:t>
+      </w:r>
+      <w:proofErr w:type="spellStart"/>
+      <w:r>
+        <w:t>dari</w:t>
+      </w:r>
+      <w:proofErr w:type="spellEnd"/>
+      <w:r>
+        <w:t xml:space="preserve"> critical </w:t>
+      </w:r>
+      <w:proofErr w:type="spellStart"/>
+      <w:r>
+        <w:t>Sistem</w:t>
+      </w:r>
+      <w:proofErr w:type="spellEnd"/>
+      <w:r>
+        <w:t xml:space="preserve"> dan data, enable </w:t>
+      </w:r>
+      <w:proofErr w:type="spellStart"/>
+      <w:r>
+        <w:t>organisasi</w:t>
+      </w:r>
+      <w:proofErr w:type="spellEnd"/>
+      <w:r>
+        <w:t xml:space="preserve"> </w:t>
+      </w:r>
+      <w:proofErr w:type="spellStart"/>
+      <w:r>
+        <w:t>untuk</w:t>
+      </w:r>
+      <w:proofErr w:type="spellEnd"/>
+      <w:r>
+        <w:t xml:space="preserve"> </w:t>
+      </w:r>
+      <w:proofErr w:type="spellStart"/>
+      <w:r>
+        <w:t>melanjutkan</w:t>
+      </w:r>
+      <w:proofErr w:type="spellEnd"/>
+      <w:r>
+        <w:t xml:space="preserve"> </w:t>
+      </w:r>
+      <w:proofErr w:type="spellStart"/>
+      <w:r>
+        <w:t>operasi</w:t>
+      </w:r>
+      <w:proofErr w:type="spellEnd"/>
+      <w:r>
+        <w:t xml:space="preserve"> </w:t>
+      </w:r>
+      <w:proofErr w:type="spellStart"/>
+      <w:r>
+        <w:t>walaupun</w:t>
+      </w:r>
+      <w:proofErr w:type="spellEnd"/>
+      <w:r>
+        <w:t xml:space="preserve"> </w:t>
+      </w:r>
+      <w:proofErr w:type="spellStart"/>
+      <w:r>
+        <w:t>ada</w:t>
+      </w:r>
+      <w:proofErr w:type="spellEnd"/>
+      <w:r>
+        <w:t xml:space="preserve"> incident </w:t>
+      </w:r>
+      <w:proofErr w:type="spellStart"/>
+      <w:r>
+        <w:t>atau</w:t>
+      </w:r>
+      <w:proofErr w:type="spellEnd"/>
+      <w:r>
+        <w:t xml:space="preserve"> </w:t>
+      </w:r>
+      <w:proofErr w:type="spellStart"/>
+      <w:r>
+        <w:t>disassteer</w:t>
+      </w:r>
+      <w:proofErr w:type="spellEnd"/>
+    </w:p>
+    <w:p>
+      <w:pPr>
+        <w:pStyle w:val="ListParagraph"/>
+        <w:numPr>
+          <w:ilvl w:val="0"/>
+          <w:numId w:val="1"/>
+        </w:numPr>
+      </w:pPr>
+      <w:r>
+        <w:t xml:space="preserve">Maintaining regulatory compliance: </w:t>
+      </w:r>
+      <w:proofErr w:type="spellStart"/>
+      <w:r>
+        <w:t>mastiin</w:t>
+      </w:r>
+      <w:proofErr w:type="spellEnd"/>
+      <w:r>
+        <w:t xml:space="preserve"> adherence law dan industry standard </w:t>
+      </w:r>
+      <w:proofErr w:type="spellStart"/>
+      <w:r>
+        <w:t>sesuai</w:t>
+      </w:r>
+      <w:proofErr w:type="spellEnd"/>
+      <w:r>
+        <w:t xml:space="preserve"> </w:t>
+      </w:r>
+      <w:proofErr w:type="spellStart"/>
+      <w:r>
+        <w:t>dengan</w:t>
+      </w:r>
+      <w:proofErr w:type="spellEnd"/>
+      <w:r>
+        <w:t xml:space="preserve"> data </w:t>
+      </w:r>
+      <w:proofErr w:type="spellStart"/>
+      <w:r>
+        <w:t>proteksi</w:t>
+      </w:r>
+      <w:proofErr w:type="spellEnd"/>
+      <w:r>
+        <w:t xml:space="preserve">, </w:t>
+      </w:r>
+      <w:proofErr w:type="spellStart"/>
+      <w:r>
+        <w:t>bantu</w:t>
+      </w:r>
+      <w:proofErr w:type="spellEnd"/>
+      <w:r>
+        <w:t xml:space="preserve"> </w:t>
+      </w:r>
+      <w:proofErr w:type="spellStart"/>
+      <w:r>
+        <w:t>biar</w:t>
+      </w:r>
+      <w:proofErr w:type="spellEnd"/>
+      <w:r>
+        <w:t xml:space="preserve"> ga </w:t>
+      </w:r>
+      <w:proofErr w:type="spellStart"/>
+      <w:r>
+        <w:t>kena</w:t>
+      </w:r>
+      <w:proofErr w:type="spellEnd"/>
+      <w:r>
+        <w:t xml:space="preserve"> legal penalties dan </w:t>
+      </w:r>
+      <w:proofErr w:type="spellStart"/>
+      <w:r>
+        <w:t>menjaga</w:t>
+      </w:r>
+      <w:proofErr w:type="spellEnd"/>
+      <w:r>
+        <w:t xml:space="preserve"> </w:t>
+      </w:r>
+      <w:proofErr w:type="spellStart"/>
+      <w:r>
+        <w:t>kepercayaan</w:t>
+      </w:r>
+      <w:proofErr w:type="spellEnd"/>
+      <w:r>
+        <w:t xml:space="preserve"> customer</w:t>
+      </w:r>
+    </w:p>
+    <w:p>
+      <w:pPr>
+        <w:pStyle w:val="ListParagraph"/>
+        <w:numPr>
+          <w:ilvl w:val="0"/>
+          <w:numId w:val="1"/>
+        </w:numPr>
+      </w:pPr>
+      <w:r>
+        <w:t xml:space="preserve">Preserving brand reputation: </w:t>
+      </w:r>
+      <w:proofErr w:type="spellStart"/>
+      <w:r>
+        <w:t>protescts</w:t>
+      </w:r>
+      <w:proofErr w:type="spellEnd"/>
+      <w:r>
+        <w:t xml:space="preserve"> valuable idea, invention, dan creative works </w:t>
+      </w:r>
+      <w:proofErr w:type="spellStart"/>
+      <w:r>
+        <w:t>dari</w:t>
+      </w:r>
+      <w:proofErr w:type="spellEnd"/>
+      <w:r>
+        <w:t xml:space="preserve"> </w:t>
+      </w:r>
+      <w:proofErr w:type="spellStart"/>
+      <w:r>
+        <w:t>maling</w:t>
+      </w:r>
+      <w:proofErr w:type="spellEnd"/>
+      <w:r>
+        <w:t xml:space="preserve"> </w:t>
+      </w:r>
+      <w:proofErr w:type="spellStart"/>
+      <w:r>
+        <w:t>atau</w:t>
+      </w:r>
+      <w:proofErr w:type="spellEnd"/>
+      <w:r>
+        <w:t xml:space="preserve"> </w:t>
+      </w:r>
+      <w:proofErr w:type="spellStart"/>
+      <w:r>
+        <w:t>unathorized</w:t>
+      </w:r>
+      <w:proofErr w:type="spellEnd"/>
+      <w:r>
+        <w:t xml:space="preserve"> use, maintains competitive </w:t>
+      </w:r>
+      <w:proofErr w:type="spellStart"/>
+      <w:r>
+        <w:t>advanrtage</w:t>
+      </w:r>
+      <w:proofErr w:type="spellEnd"/>
+      <w:r>
+        <w:t xml:space="preserve"> di market</w:t>
+      </w:r>
+    </w:p>
+    <w:p>
+      <w:pPr>
+        <w:pStyle w:val="ListParagraph"/>
+        <w:numPr>
+          <w:ilvl w:val="0"/>
+          <w:numId w:val="1"/>
+        </w:numPr>
+      </w:pPr>
+      <w:r>
+        <w:t xml:space="preserve">Enabling secure digital transformation: </w:t>
+      </w:r>
+      <w:proofErr w:type="spellStart"/>
+      <w:r>
+        <w:t>ngebolehin</w:t>
+      </w:r>
+      <w:proofErr w:type="spellEnd"/>
+      <w:r>
+        <w:t xml:space="preserve"> </w:t>
+      </w:r>
+      <w:proofErr w:type="spellStart"/>
+      <w:r>
+        <w:t>organisasi</w:t>
+      </w:r>
+      <w:proofErr w:type="spellEnd"/>
+      <w:r>
+        <w:t xml:space="preserve"> buat adopt </w:t>
+      </w:r>
+      <w:proofErr w:type="spellStart"/>
+      <w:r>
+        <w:t>teknologi</w:t>
+      </w:r>
+      <w:proofErr w:type="spellEnd"/>
+      <w:r>
+        <w:t xml:space="preserve"> </w:t>
+      </w:r>
+      <w:proofErr w:type="spellStart"/>
+      <w:r>
+        <w:t>baru</w:t>
+      </w:r>
+      <w:proofErr w:type="spellEnd"/>
+      <w:r>
+        <w:t xml:space="preserve"> </w:t>
+      </w:r>
+      <w:proofErr w:type="spellStart"/>
+      <w:r>
+        <w:t>dengan</w:t>
+      </w:r>
+      <w:proofErr w:type="spellEnd"/>
+      <w:r>
+        <w:t xml:space="preserve"> </w:t>
+      </w:r>
+      <w:proofErr w:type="spellStart"/>
+      <w:r>
+        <w:t>aman</w:t>
+      </w:r>
+      <w:proofErr w:type="spellEnd"/>
+      <w:r>
+        <w:t xml:space="preserve">, </w:t>
+      </w:r>
+      <w:proofErr w:type="spellStart"/>
+      <w:r>
+        <w:t>dukung</w:t>
+      </w:r>
+      <w:proofErr w:type="spellEnd"/>
+      <w:r>
+        <w:t xml:space="preserve"> </w:t>
+      </w:r>
+      <w:proofErr w:type="spellStart"/>
+      <w:r>
+        <w:t>inovasi</w:t>
+      </w:r>
+      <w:proofErr w:type="spellEnd"/>
+      <w:r>
+        <w:t xml:space="preserve"> </w:t>
+      </w:r>
+      <w:proofErr w:type="spellStart"/>
+      <w:r>
+        <w:t>sembari</w:t>
+      </w:r>
+      <w:proofErr w:type="spellEnd"/>
+      <w:r>
+        <w:t xml:space="preserve"> </w:t>
+      </w:r>
+      <w:proofErr w:type="spellStart"/>
+      <w:r>
+        <w:t>atur</w:t>
+      </w:r>
+      <w:proofErr w:type="spellEnd"/>
+      <w:r>
+        <w:t xml:space="preserve"> </w:t>
+      </w:r>
+      <w:proofErr w:type="spellStart"/>
+      <w:r>
+        <w:t>asosiasi</w:t>
+      </w:r>
+      <w:proofErr w:type="spellEnd"/>
+      <w:r>
+        <w:t xml:space="preserve"> security risks</w:t>
+      </w:r>
+    </w:p>
+    <w:p>
+      <w:r>
+        <w:t>Tools di InfoSec</w:t>
+      </w:r>
+    </w:p>
+    <w:p>
+      <w:pPr>
+        <w:pStyle w:val="ListParagraph"/>
+        <w:numPr>
+          <w:ilvl w:val="0"/>
+          <w:numId w:val="1"/>
+        </w:numPr>
+      </w:pPr>
+      <w:r>
+        <w:lastRenderedPageBreak/>
+        <w:t xml:space="preserve">Firewalls: control </w:t>
+      </w:r>
+      <w:proofErr w:type="spellStart"/>
+      <w:r>
+        <w:t>lalu</w:t>
+      </w:r>
+      <w:proofErr w:type="spellEnd"/>
+      <w:r>
+        <w:t xml:space="preserve"> </w:t>
+      </w:r>
+      <w:proofErr w:type="spellStart"/>
+      <w:r>
+        <w:t>lintas</w:t>
+      </w:r>
+      <w:proofErr w:type="spellEnd"/>
+      <w:r>
+        <w:t xml:space="preserve"> network </w:t>
+      </w:r>
+      <w:proofErr w:type="spellStart"/>
+      <w:r>
+        <w:t>masuk</w:t>
+      </w:r>
+      <w:proofErr w:type="spellEnd"/>
+      <w:r>
+        <w:t xml:space="preserve"> dan </w:t>
+      </w:r>
+      <w:proofErr w:type="spellStart"/>
+      <w:r>
+        <w:t>keluar</w:t>
+      </w:r>
+      <w:proofErr w:type="spellEnd"/>
+    </w:p>
+    <w:p>
+      <w:pPr>
+        <w:pStyle w:val="ListParagraph"/>
+        <w:numPr>
+          <w:ilvl w:val="0"/>
+          <w:numId w:val="1"/>
+        </w:numPr>
+      </w:pPr>
+      <w:r>
+        <w:t>Intrusion Detection/Prevention Systems (IDS/IPS): monitor dan block suspicious activities</w:t>
+      </w:r>
+    </w:p>
+    <w:p>
+      <w:pPr>
+        <w:pStyle w:val="ListParagraph"/>
+        <w:numPr>
+          <w:ilvl w:val="0"/>
+          <w:numId w:val="1"/>
+        </w:numPr>
+      </w:pPr>
+      <w:r>
+        <w:t xml:space="preserve">Security Information and Event Management (SIEM) system: </w:t>
+      </w:r>
+      <w:proofErr w:type="spellStart"/>
+      <w:r>
+        <w:t>ambil</w:t>
+      </w:r>
+      <w:proofErr w:type="spellEnd"/>
+      <w:r>
+        <w:t xml:space="preserve"> dan </w:t>
+      </w:r>
+      <w:proofErr w:type="spellStart"/>
+      <w:r>
+        <w:t>analisis</w:t>
+      </w:r>
+      <w:proofErr w:type="spellEnd"/>
+      <w:r>
+        <w:t xml:space="preserve"> security event data</w:t>
+      </w:r>
+    </w:p>
+    <w:p>
+      <w:pPr>
+        <w:pStyle w:val="ListParagraph"/>
+        <w:numPr>
+          <w:ilvl w:val="0"/>
+          <w:numId w:val="1"/>
+        </w:numPr>
+      </w:pPr>
+      <w:r>
+        <w:t xml:space="preserve">Vulnerability Scanners: </w:t>
+      </w:r>
+      <w:proofErr w:type="spellStart"/>
+      <w:r>
+        <w:t>identifikasi</w:t>
+      </w:r>
+      <w:proofErr w:type="spellEnd"/>
+      <w:r>
+        <w:t xml:space="preserve"> potential weakness di </w:t>
+      </w:r>
+      <w:proofErr w:type="spellStart"/>
+      <w:r>
+        <w:t>sistem</w:t>
+      </w:r>
+      <w:proofErr w:type="spellEnd"/>
+      <w:r>
+        <w:t xml:space="preserve"> dan app</w:t>
+      </w:r>
+    </w:p>
+    <w:p>
+      <w:pPr>
+        <w:pStyle w:val="ListParagraph"/>
+        <w:numPr>
+          <w:ilvl w:val="0"/>
+          <w:numId w:val="1"/>
+        </w:numPr>
+      </w:pPr>
+      <w:r>
+        <w:t xml:space="preserve">Penetration test tools: </w:t>
+      </w:r>
+      <w:proofErr w:type="spellStart"/>
+      <w:r>
+        <w:t>simulasi</w:t>
+      </w:r>
+      <w:proofErr w:type="spellEnd"/>
+      <w:r>
+        <w:t xml:space="preserve"> attack buat </w:t>
+      </w:r>
+      <w:proofErr w:type="spellStart"/>
+      <w:r>
+        <w:t>cari</w:t>
+      </w:r>
+      <w:proofErr w:type="spellEnd"/>
+      <w:r>
+        <w:t xml:space="preserve"> </w:t>
+      </w:r>
+      <w:proofErr w:type="spellStart"/>
+      <w:r>
+        <w:t>kelemahan</w:t>
+      </w:r>
+      <w:proofErr w:type="spellEnd"/>
+      <w:r>
+        <w:t xml:space="preserve"> (Metasploit, burp suite)</w:t>
+      </w:r>
+    </w:p>
+    <w:p>
+      <w:pPr>
+        <w:pStyle w:val="ListParagraph"/>
+        <w:numPr>
+          <w:ilvl w:val="0"/>
+          <w:numId w:val="1"/>
+        </w:numPr>
+      </w:pPr>
+      <w:r>
+        <w:t xml:space="preserve">Encryption tools: protect data </w:t>
+      </w:r>
+      <w:r>
+        <w:t>confidentiality dan integrity</w:t>
+      </w:r>
+    </w:p>
+    <w:p>
+      <w:pPr>
+        <w:pStyle w:val="ListParagraph"/>
+        <w:numPr>
+          <w:ilvl w:val="0"/>
+          <w:numId w:val="1"/>
+        </w:numPr>
+      </w:pPr>
+      <w:r>
+        <w:t xml:space="preserve">Access control system: </w:t>
+      </w:r>
+      <w:proofErr w:type="spellStart"/>
+      <w:r>
+        <w:t>atur</w:t>
+      </w:r>
+      <w:proofErr w:type="spellEnd"/>
+      <w:r>
+        <w:t xml:space="preserve"> user permission dan authentication</w:t>
+      </w:r>
+    </w:p>
+    <w:p>
+      <w:pPr>
+        <w:pStyle w:val="ListParagraph"/>
+        <w:numPr>
+          <w:ilvl w:val="0"/>
+          <w:numId w:val="1"/>
+        </w:numPr>
+      </w:pPr>
+      <w:r>
+        <w:t xml:space="preserve">Security awareness training platform: </w:t>
+      </w:r>
+      <w:proofErr w:type="spellStart"/>
+      <w:r>
+        <w:t>Edukasi</w:t>
+      </w:r>
+      <w:proofErr w:type="spellEnd"/>
+      <w:r>
+        <w:t xml:space="preserve"> user </w:t>
+      </w:r>
+      <w:proofErr w:type="spellStart"/>
+      <w:r>
+        <w:t>tentang</w:t>
+      </w:r>
+      <w:proofErr w:type="spellEnd"/>
+      <w:r>
+        <w:t>: security best practice</w:t>
+      </w:r>
+    </w:p>
+    <w:p>
+      <w:r>
+        <w:t xml:space="preserve">Buat pen test </w:t>
+      </w:r>
+      <w:proofErr w:type="spellStart"/>
+      <w:r>
+        <w:t>harus</w:t>
+      </w:r>
+      <w:proofErr w:type="spellEnd"/>
+      <w:r>
+        <w:t xml:space="preserve"> familiar </w:t>
+      </w:r>
+      <w:proofErr w:type="spellStart"/>
+      <w:r>
+        <w:t>ke</w:t>
+      </w:r>
+      <w:proofErr w:type="spellEnd"/>
+      <w:r>
+        <w:t xml:space="preserve"> </w:t>
+      </w:r>
+      <w:proofErr w:type="spellStart"/>
+      <w:r>
+        <w:t>beberapa</w:t>
+      </w:r>
+      <w:proofErr w:type="spellEnd"/>
+      <w:r>
+        <w:t xml:space="preserve"> tool: </w:t>
+      </w:r>
+    </w:p>
+    <w:p>
+      <w:pPr>
+        <w:pStyle w:val="ListParagraph"/>
+        <w:numPr>
+          <w:ilvl w:val="0"/>
+          <w:numId w:val="1"/>
+        </w:numPr>
+      </w:pPr>
+      <w:r>
+        <w:t xml:space="preserve">Linux, windows, </w:t>
+      </w:r>
+      <w:proofErr w:type="spellStart"/>
+      <w:r>
+        <w:t>macos</w:t>
+      </w:r>
+      <w:proofErr w:type="spellEnd"/>
+    </w:p>
+    <w:p>
+      <w:pPr>
+        <w:pStyle w:val="ListParagraph"/>
+        <w:numPr>
+          <w:ilvl w:val="0"/>
+          <w:numId w:val="1"/>
+        </w:numPr>
+      </w:pPr>
+      <w:proofErr w:type="spellStart"/>
+      <w:r>
+        <w:t>NmapL</w:t>
+      </w:r>
+      <w:proofErr w:type="spellEnd"/>
+      <w:r>
+        <w:t xml:space="preserve"> network scanning and discovery</w:t>
+      </w:r>
+    </w:p>
+    <w:p>
+      <w:pPr>
+        <w:pStyle w:val="ListParagraph"/>
+        <w:numPr>
+          <w:ilvl w:val="0"/>
+          <w:numId w:val="1"/>
+        </w:numPr>
+      </w:pPr>
+      <w:proofErr w:type="spellStart"/>
+      <w:r>
+        <w:t>wiresharkL</w:t>
+      </w:r>
+      <w:proofErr w:type="spellEnd"/>
+      <w:r>
+        <w:t xml:space="preserve"> network protocol analysis</w:t>
+      </w:r>
+    </w:p>
+    <w:p>
+      <w:pPr>
+        <w:pStyle w:val="ListParagraph"/>
+        <w:numPr>
+          <w:ilvl w:val="0"/>
+          <w:numId w:val="1"/>
+        </w:numPr>
+      </w:pPr>
+      <w:r>
+        <w:t>Metasploit: Exploitation framework</w:t>
+      </w:r>
+    </w:p>
+    <w:p>
+      <w:pPr>
+        <w:pStyle w:val="ListParagraph"/>
+        <w:numPr>
+          <w:ilvl w:val="0"/>
+          <w:numId w:val="1"/>
+        </w:numPr>
+      </w:pPr>
+      <w:r>
+        <w:t xml:space="preserve">Burp suit: web application security </w:t>
+      </w:r>
+      <w:proofErr w:type="spellStart"/>
+      <w:r>
+        <w:t>teting</w:t>
+      </w:r>
+      <w:proofErr w:type="spellEnd"/>
+    </w:p>
+    <w:p>
+      <w:pPr>
+        <w:pStyle w:val="ListParagraph"/>
+        <w:numPr>
+          <w:ilvl w:val="0"/>
+          <w:numId w:val="1"/>
+        </w:numPr>
+      </w:pPr>
+      <w:r>
+        <w:t>John the ripper: Password cracking</w:t>
+      </w:r>
+    </w:p>
+    <w:p/>
+    <w:p/>
+    <w:p>
+      <w:r>
+        <w:t xml:space="preserve">Network Security </w:t>
+      </w:r>
+    </w:p>
+    <w:p>
+      <w:r>
+        <w:t xml:space="preserve">Kyk security </w:t>
+      </w:r>
+      <w:proofErr w:type="spellStart"/>
+      <w:r>
+        <w:t>sistem</w:t>
+      </w:r>
+      <w:proofErr w:type="spellEnd"/>
+      <w:r>
+        <w:t xml:space="preserve"> di </w:t>
+      </w:r>
+      <w:proofErr w:type="spellStart"/>
+      <w:r>
+        <w:t>rumah</w:t>
+      </w:r>
+      <w:proofErr w:type="spellEnd"/>
+      <w:r>
+        <w:t xml:space="preserve"> </w:t>
+      </w:r>
+      <w:proofErr w:type="spellStart"/>
+      <w:r>
+        <w:t>tapi</w:t>
+      </w:r>
+      <w:proofErr w:type="spellEnd"/>
+      <w:r>
+        <w:t xml:space="preserve"> </w:t>
+      </w:r>
+      <w:proofErr w:type="spellStart"/>
+      <w:r>
+        <w:t>ioni</w:t>
+      </w:r>
+      <w:proofErr w:type="spellEnd"/>
+      <w:r>
+        <w:t xml:space="preserve"> secure network </w:t>
+      </w:r>
+      <w:proofErr w:type="spellStart"/>
+      <w:r>
+        <w:t>dari</w:t>
+      </w:r>
+      <w:proofErr w:type="spellEnd"/>
+      <w:r>
+        <w:t xml:space="preserve"> </w:t>
+      </w:r>
+      <w:proofErr w:type="spellStart"/>
+      <w:r>
+        <w:t>ancaman</w:t>
+      </w:r>
+      <w:proofErr w:type="spellEnd"/>
+      <w:r>
+        <w:t xml:space="preserve">. Dia </w:t>
+      </w:r>
+      <w:proofErr w:type="spellStart"/>
+      <w:r>
+        <w:t>ngejaga</w:t>
+      </w:r>
+      <w:proofErr w:type="spellEnd"/>
+      <w:r>
+        <w:t xml:space="preserve"> data dan </w:t>
+      </w:r>
+      <w:proofErr w:type="spellStart"/>
+      <w:r>
+        <w:t>devicxe</w:t>
+      </w:r>
+      <w:proofErr w:type="spellEnd"/>
+      <w:r>
+        <w:t xml:space="preserve"> di network, </w:t>
+      </w:r>
+      <w:proofErr w:type="spellStart"/>
+      <w:r>
+        <w:t>mastiin</w:t>
+      </w:r>
+      <w:proofErr w:type="spellEnd"/>
+      <w:r>
+        <w:t xml:space="preserve"> </w:t>
+      </w:r>
+      <w:proofErr w:type="spellStart"/>
+      <w:r>
+        <w:t>aman</w:t>
+      </w:r>
+      <w:proofErr w:type="spellEnd"/>
+      <w:r>
+        <w:t xml:space="preserve"> </w:t>
+      </w:r>
+      <w:proofErr w:type="spellStart"/>
+      <w:r>
+        <w:t>dari</w:t>
+      </w:r>
+      <w:proofErr w:type="spellEnd"/>
+      <w:r>
+        <w:t xml:space="preserve"> intruders (external hackers/internal threats)</w:t>
+      </w:r>
+    </w:p>
+    <w:p>
+      <w:r>
+        <w:t xml:space="preserve">Firewalls: kayak barrier buat trusted internal </w:t>
+      </w:r>
+      <w:proofErr w:type="spellStart"/>
+      <w:r>
+        <w:t>netwoks</w:t>
+      </w:r>
+      <w:proofErr w:type="spellEnd"/>
+      <w:r>
+        <w:t xml:space="preserve"> dan untrusted external networks, </w:t>
+      </w:r>
+      <w:proofErr w:type="spellStart"/>
+      <w:r>
+        <w:t>ngefilter</w:t>
+      </w:r>
+      <w:proofErr w:type="spellEnd"/>
+      <w:r>
+        <w:t xml:space="preserve"> traffic </w:t>
+      </w:r>
+      <w:proofErr w:type="spellStart"/>
+      <w:r>
+        <w:t>dari</w:t>
+      </w:r>
+      <w:proofErr w:type="spellEnd"/>
+      <w:r>
+        <w:t xml:space="preserve"> predetermined security rules</w:t>
+      </w:r>
+    </w:p>
+    <w:p>
+      <w:r>
+        <w:t xml:space="preserve">Intrusion Detection and Prevention System (IDS/IPS): </w:t>
+      </w:r>
+      <w:proofErr w:type="spellStart"/>
+      <w:r>
+        <w:t>negmonitor</w:t>
+      </w:r>
+      <w:proofErr w:type="spellEnd"/>
+      <w:r>
+        <w:t xml:space="preserve"> network traffic </w:t>
+      </w:r>
+      <w:proofErr w:type="spellStart"/>
+      <w:r>
+        <w:t>untuk</w:t>
+      </w:r>
+      <w:proofErr w:type="spellEnd"/>
+      <w:r>
+        <w:t xml:space="preserve"> </w:t>
+      </w:r>
+      <w:proofErr w:type="spellStart"/>
+      <w:r>
+        <w:t>aktivitas</w:t>
+      </w:r>
+      <w:proofErr w:type="spellEnd"/>
+      <w:r>
+        <w:t xml:space="preserve"> </w:t>
+      </w:r>
+      <w:proofErr w:type="spellStart"/>
+      <w:r>
+        <w:t>aneh</w:t>
+      </w:r>
+      <w:proofErr w:type="spellEnd"/>
+      <w:r>
+        <w:t xml:space="preserve"> dan </w:t>
+      </w:r>
+      <w:proofErr w:type="spellStart"/>
+      <w:r>
+        <w:t>ngelkuin</w:t>
+      </w:r>
+      <w:proofErr w:type="spellEnd"/>
+      <w:r>
+        <w:t xml:space="preserve"> </w:t>
+      </w:r>
+      <w:proofErr w:type="spellStart"/>
+      <w:r>
+        <w:t>aksi</w:t>
+      </w:r>
+      <w:proofErr w:type="spellEnd"/>
+      <w:r>
+        <w:t xml:space="preserve"> </w:t>
+      </w:r>
+      <w:proofErr w:type="spellStart"/>
+      <w:r>
+        <w:t>otomatis</w:t>
+      </w:r>
+      <w:proofErr w:type="spellEnd"/>
+      <w:r>
+        <w:t xml:space="preserve"> buat detect </w:t>
+      </w:r>
+      <w:proofErr w:type="spellStart"/>
+      <w:r>
+        <w:t>atau</w:t>
+      </w:r>
+      <w:proofErr w:type="spellEnd"/>
+      <w:r>
+        <w:t xml:space="preserve"> block potential </w:t>
+      </w:r>
+      <w:proofErr w:type="spellStart"/>
+      <w:r>
+        <w:t>ancaman</w:t>
+      </w:r>
+      <w:proofErr w:type="spellEnd"/>
+    </w:p>
+    <w:p>
+      <w:r>
+        <w:t xml:space="preserve">Virtual Private Network (VPN): </w:t>
+      </w:r>
+      <w:proofErr w:type="spellStart"/>
+      <w:r>
+        <w:t>nyediain</w:t>
+      </w:r>
+      <w:proofErr w:type="spellEnd"/>
+      <w:r>
+        <w:t xml:space="preserve"> secure, encryption </w:t>
+      </w:r>
+      <w:proofErr w:type="spellStart"/>
+      <w:r>
+        <w:t>koneksi</w:t>
+      </w:r>
+      <w:proofErr w:type="spellEnd"/>
+      <w:r>
+        <w:t xml:space="preserve"> </w:t>
+      </w:r>
+      <w:proofErr w:type="spellStart"/>
+      <w:r>
+        <w:t>dari</w:t>
+      </w:r>
+      <w:proofErr w:type="spellEnd"/>
+      <w:r>
+        <w:t xml:space="preserve"> public networks, </w:t>
+      </w:r>
+      <w:proofErr w:type="spellStart"/>
+      <w:r>
+        <w:t>mastiin</w:t>
+      </w:r>
+      <w:proofErr w:type="spellEnd"/>
+      <w:r>
+        <w:t xml:space="preserve"> data privacy dan </w:t>
+      </w:r>
+      <w:proofErr w:type="spellStart"/>
+      <w:r>
+        <w:t>integritas</w:t>
+      </w:r>
+      <w:proofErr w:type="spellEnd"/>
+      <w:r>
+        <w:t xml:space="preserve"> </w:t>
+      </w:r>
+      <w:proofErr w:type="spellStart"/>
+      <w:r>
+        <w:t>selama</w:t>
+      </w:r>
+      <w:proofErr w:type="spellEnd"/>
+      <w:r>
+        <w:t xml:space="preserve"> transmission. </w:t>
+      </w:r>
+      <w:proofErr w:type="spellStart"/>
+      <w:r>
+        <w:t>Contoh</w:t>
+      </w:r>
+      <w:proofErr w:type="spellEnd"/>
+      <w:r>
+        <w:t xml:space="preserve">: </w:t>
+      </w:r>
+      <w:proofErr w:type="spellStart"/>
+      <w:r>
+        <w:t>digunain</w:t>
+      </w:r>
+      <w:proofErr w:type="spellEnd"/>
+      <w:r>
+        <w:t xml:space="preserve"> employee buat </w:t>
+      </w:r>
+      <w:proofErr w:type="spellStart"/>
+      <w:r>
+        <w:t>konek</w:t>
+      </w:r>
+      <w:proofErr w:type="spellEnd"/>
+      <w:r>
+        <w:t xml:space="preserve"> </w:t>
+      </w:r>
+      <w:proofErr w:type="spellStart"/>
+      <w:r>
+        <w:t>ke</w:t>
+      </w:r>
+      <w:proofErr w:type="spellEnd"/>
+      <w:r>
+        <w:t xml:space="preserve"> internal network resources.</w:t>
+      </w:r>
+    </w:p>
+    <w:p>
+      <w:r>
+        <w:t xml:space="preserve">Access control mechanism: Include </w:t>
+      </w:r>
+      <w:proofErr w:type="spellStart"/>
+      <w:r>
+        <w:t>autentikasi</w:t>
+      </w:r>
+      <w:proofErr w:type="spellEnd"/>
+      <w:r>
+        <w:t xml:space="preserve"> dan </w:t>
+      </w:r>
+      <w:proofErr w:type="spellStart"/>
+      <w:r>
+        <w:t>autorisasi</w:t>
+      </w:r>
+      <w:proofErr w:type="spellEnd"/>
+      <w:r>
+        <w:t xml:space="preserve"> protocols buat </w:t>
+      </w:r>
+      <w:proofErr w:type="spellStart"/>
+      <w:r>
+        <w:t>mastiin</w:t>
+      </w:r>
+      <w:proofErr w:type="spellEnd"/>
+      <w:r>
+        <w:t xml:space="preserve"> </w:t>
+      </w:r>
+      <w:proofErr w:type="spellStart"/>
+      <w:r>
+        <w:t>hanya</w:t>
+      </w:r>
+      <w:proofErr w:type="spellEnd"/>
+      <w:r>
+        <w:t xml:space="preserve"> legit user </w:t>
+      </w:r>
+      <w:proofErr w:type="spellStart"/>
+      <w:r>
+        <w:t>yg</w:t>
+      </w:r>
+      <w:proofErr w:type="spellEnd"/>
+      <w:r>
+        <w:t xml:space="preserve"> </w:t>
+      </w:r>
+      <w:proofErr w:type="spellStart"/>
+      <w:r>
+        <w:t>bisa</w:t>
+      </w:r>
+      <w:proofErr w:type="spellEnd"/>
+      <w:r>
+        <w:t xml:space="preserve"> </w:t>
+      </w:r>
+      <w:proofErr w:type="spellStart"/>
+      <w:r>
+        <w:t>akses</w:t>
+      </w:r>
+      <w:proofErr w:type="spellEnd"/>
+      <w:r>
+        <w:t xml:space="preserve"> network resources</w:t>
+      </w:r>
+    </w:p>
+    <w:p>
+      <w:r>
+        <w:t xml:space="preserve">Encryption </w:t>
+      </w:r>
+      <w:proofErr w:type="spellStart"/>
+      <w:r>
+        <w:t>teknologi</w:t>
+      </w:r>
+      <w:proofErr w:type="spellEnd"/>
+      <w:r>
+        <w:t xml:space="preserve">: jaga sensitive data di transit </w:t>
+      </w:r>
+      <w:proofErr w:type="spellStart"/>
+      <w:r>
+        <w:t>ataupun</w:t>
+      </w:r>
+      <w:proofErr w:type="spellEnd"/>
+      <w:r>
+        <w:t xml:space="preserve"> di rest, </w:t>
+      </w:r>
+      <w:proofErr w:type="spellStart"/>
+      <w:r>
+        <w:t>bikin</w:t>
+      </w:r>
+      <w:proofErr w:type="spellEnd"/>
+      <w:r>
+        <w:t xml:space="preserve"> </w:t>
+      </w:r>
+      <w:proofErr w:type="spellStart"/>
+      <w:r>
+        <w:t>itu</w:t>
+      </w:r>
+      <w:proofErr w:type="spellEnd"/>
+      <w:r>
+        <w:t xml:space="preserve"> unreadable </w:t>
+      </w:r>
+      <w:proofErr w:type="spellStart"/>
+      <w:r>
+        <w:t>untuk</w:t>
+      </w:r>
+      <w:proofErr w:type="spellEnd"/>
+      <w:r>
+        <w:t xml:space="preserve"> unauthorized parties.</w:t>
+      </w:r>
+    </w:p>
+    <w:p>
+      <w:r>
+        <w:t>Responsibility</w:t>
+      </w:r>
+    </w:p>
+    <w:p>
+      <w:r>
+        <w:t xml:space="preserve">Network security team led </w:t>
+      </w:r>
+      <w:proofErr w:type="spellStart"/>
+      <w:r>
+        <w:t>byu</w:t>
+      </w:r>
+      <w:proofErr w:type="spellEnd"/>
+      <w:r>
+        <w:t xml:space="preserve"> Network Security Manager who reports to CISO. The team responsible </w:t>
+      </w:r>
+      <w:proofErr w:type="spellStart"/>
+      <w:r>
+        <w:t>untuk</w:t>
+      </w:r>
+      <w:proofErr w:type="spellEnd"/>
+      <w:r>
+        <w:t xml:space="preserve"> designing, implementing dan maintaining </w:t>
+      </w:r>
+      <w:proofErr w:type="spellStart"/>
+      <w:r>
+        <w:t>infrastrustue</w:t>
+      </w:r>
+      <w:proofErr w:type="spellEnd"/>
+      <w:r>
+        <w:t xml:space="preserve">. </w:t>
+      </w:r>
+      <w:proofErr w:type="spellStart"/>
+      <w:r>
+        <w:t>Termasuk</w:t>
+      </w:r>
+      <w:proofErr w:type="spellEnd"/>
+      <w:r>
+        <w:t xml:space="preserve"> configure dan manage security device, develop dan enforce security policies, monitor network traffic buat potential threats, respond </w:t>
+      </w:r>
+      <w:proofErr w:type="spellStart"/>
+      <w:r>
+        <w:t>ke</w:t>
+      </w:r>
+      <w:proofErr w:type="spellEnd"/>
+      <w:r>
+        <w:t xml:space="preserve"> security incidents. </w:t>
+      </w:r>
+    </w:p>
+    <w:p>
+      <w:r>
+        <w:t xml:space="preserve">Tim </w:t>
+      </w:r>
+      <w:proofErr w:type="spellStart"/>
+      <w:r>
+        <w:t>penguji</w:t>
+      </w:r>
+      <w:proofErr w:type="spellEnd"/>
+      <w:r>
+        <w:t xml:space="preserve"> (pen test dan ethical hacker): </w:t>
+      </w:r>
+      <w:proofErr w:type="spellStart"/>
+      <w:r>
+        <w:t>simulasiin</w:t>
+      </w:r>
+      <w:proofErr w:type="spellEnd"/>
+      <w:r>
+        <w:t xml:space="preserve"> </w:t>
+      </w:r>
+      <w:proofErr w:type="spellStart"/>
+      <w:r>
+        <w:t>serangan</w:t>
+      </w:r>
+      <w:proofErr w:type="spellEnd"/>
+      <w:r>
+        <w:t xml:space="preserve"> </w:t>
+      </w:r>
+      <w:proofErr w:type="spellStart"/>
+      <w:r>
+        <w:t>nyata</w:t>
+      </w:r>
+      <w:proofErr w:type="spellEnd"/>
+      <w:r>
+        <w:t xml:space="preserve"> buat </w:t>
+      </w:r>
+      <w:proofErr w:type="spellStart"/>
+      <w:r>
+        <w:t>nyari</w:t>
+      </w:r>
+      <w:proofErr w:type="spellEnd"/>
+      <w:r>
+        <w:t xml:space="preserve"> </w:t>
+      </w:r>
+      <w:proofErr w:type="spellStart"/>
+      <w:r>
+        <w:t>celah</w:t>
+      </w:r>
+      <w:proofErr w:type="spellEnd"/>
+      <w:r>
+        <w:t xml:space="preserve"> </w:t>
+      </w:r>
+      <w:proofErr w:type="spellStart"/>
+      <w:r>
+        <w:t>debelum</w:t>
+      </w:r>
+      <w:proofErr w:type="spellEnd"/>
+      <w:r>
+        <w:t xml:space="preserve"> </w:t>
+      </w:r>
+      <w:proofErr w:type="spellStart"/>
+      <w:r>
+        <w:t>dimanfaatkan</w:t>
+      </w:r>
+      <w:proofErr w:type="spellEnd"/>
+      <w:r>
+        <w:t xml:space="preserve"> hacker</w:t>
+      </w:r>
+    </w:p>
+    <w:p>
+      <w:proofErr w:type="spellStart"/>
+      <w:r>
+        <w:lastRenderedPageBreak/>
+        <w:t>Manajemen</w:t>
+      </w:r>
+      <w:proofErr w:type="spellEnd"/>
+      <w:r>
+        <w:t xml:space="preserve"> dan </w:t>
+      </w:r>
+      <w:proofErr w:type="spellStart"/>
+      <w:r>
+        <w:t>eksekutif</w:t>
+      </w:r>
+      <w:proofErr w:type="spellEnd"/>
+      <w:r>
+        <w:t xml:space="preserve"> (CISO, CIO, Risk Team): </w:t>
+      </w:r>
+      <w:proofErr w:type="spellStart"/>
+      <w:r>
+        <w:t>menentukan</w:t>
+      </w:r>
+      <w:proofErr w:type="spellEnd"/>
+      <w:r>
+        <w:t xml:space="preserve"> strategi</w:t>
+      </w:r>
+      <w:r>
+        <w:t xml:space="preserve">, </w:t>
+      </w:r>
+      <w:proofErr w:type="spellStart"/>
+      <w:r>
+        <w:t>nyelarasin</w:t>
+      </w:r>
+      <w:proofErr w:type="spellEnd"/>
+      <w:r>
+        <w:t xml:space="preserve"> </w:t>
+      </w:r>
+      <w:proofErr w:type="spellStart"/>
+      <w:r>
+        <w:t>keamanan</w:t>
+      </w:r>
+      <w:proofErr w:type="spellEnd"/>
+      <w:r>
+        <w:t xml:space="preserve"> </w:t>
+      </w:r>
+      <w:proofErr w:type="spellStart"/>
+      <w:r>
+        <w:t>dengan</w:t>
+      </w:r>
+      <w:proofErr w:type="spellEnd"/>
+      <w:r>
+        <w:t xml:space="preserve"> </w:t>
+      </w:r>
+      <w:proofErr w:type="spellStart"/>
+      <w:r>
+        <w:t>tujuan</w:t>
+      </w:r>
+      <w:proofErr w:type="spellEnd"/>
+      <w:r>
+        <w:t xml:space="preserve"> </w:t>
+      </w:r>
+      <w:proofErr w:type="spellStart"/>
+      <w:r>
+        <w:t>bisnis</w:t>
+      </w:r>
+      <w:proofErr w:type="spellEnd"/>
+      <w:r>
+        <w:t xml:space="preserve"> dan </w:t>
+      </w:r>
+      <w:proofErr w:type="spellStart"/>
+      <w:r>
+        <w:t>alokasiin</w:t>
+      </w:r>
+      <w:proofErr w:type="spellEnd"/>
+      <w:r>
+        <w:t xml:space="preserve"> </w:t>
+      </w:r>
+      <w:proofErr w:type="spellStart"/>
+      <w:r>
+        <w:t>anggaran</w:t>
+      </w:r>
+      <w:proofErr w:type="spellEnd"/>
+    </w:p>
+    <w:p>
+      <w:r>
+        <w:t xml:space="preserve">Tim Penunjang (Compliance dan Admin): </w:t>
+      </w:r>
+      <w:proofErr w:type="spellStart"/>
+      <w:r>
+        <w:t>mastiin</w:t>
+      </w:r>
+      <w:proofErr w:type="spellEnd"/>
+      <w:r>
+        <w:t xml:space="preserve"> </w:t>
+      </w:r>
+      <w:proofErr w:type="spellStart"/>
+      <w:r>
+        <w:t>aturan</w:t>
+      </w:r>
+      <w:proofErr w:type="spellEnd"/>
+      <w:r>
+        <w:t>/</w:t>
+      </w:r>
+      <w:proofErr w:type="spellStart"/>
+      <w:r>
+        <w:t>regulasi</w:t>
+      </w:r>
+      <w:proofErr w:type="spellEnd"/>
+      <w:r>
+        <w:t xml:space="preserve"> </w:t>
+      </w:r>
+      <w:proofErr w:type="spellStart"/>
+      <w:r>
+        <w:t>tetap</w:t>
+      </w:r>
+      <w:proofErr w:type="spellEnd"/>
+      <w:r>
+        <w:t xml:space="preserve"> </w:t>
+      </w:r>
+      <w:proofErr w:type="spellStart"/>
+      <w:r>
+        <w:t>berjalan</w:t>
+      </w:r>
+      <w:proofErr w:type="spellEnd"/>
+      <w:r>
+        <w:t xml:space="preserve"> dan </w:t>
+      </w:r>
+      <w:proofErr w:type="spellStart"/>
+      <w:r>
+        <w:t>dipenuhi</w:t>
+      </w:r>
+      <w:proofErr w:type="spellEnd"/>
+      <w:r>
+        <w:t xml:space="preserve"> dan </w:t>
+      </w:r>
+      <w:proofErr w:type="spellStart"/>
+      <w:r>
+        <w:t>menjaga</w:t>
+      </w:r>
+      <w:proofErr w:type="spellEnd"/>
+      <w:r>
+        <w:t xml:space="preserve"> </w:t>
+      </w:r>
+      <w:proofErr w:type="spellStart"/>
+      <w:r>
+        <w:t>operasional</w:t>
+      </w:r>
+      <w:proofErr w:type="spellEnd"/>
+      <w:r>
+        <w:t xml:space="preserve"> </w:t>
+      </w:r>
+      <w:proofErr w:type="spellStart"/>
+      <w:r>
+        <w:t>infrastruktur</w:t>
+      </w:r>
+      <w:proofErr w:type="spellEnd"/>
+      <w:r>
+        <w:t xml:space="preserve"> IT </w:t>
+      </w:r>
+      <w:proofErr w:type="spellStart"/>
+      <w:r>
+        <w:t>tetep</w:t>
+      </w:r>
+      <w:proofErr w:type="spellEnd"/>
+      <w:r>
+        <w:t xml:space="preserve"> </w:t>
+      </w:r>
+      <w:proofErr w:type="spellStart"/>
+      <w:r>
+        <w:t>jalan</w:t>
+      </w:r>
+      <w:proofErr w:type="spellEnd"/>
+      <w:r>
+        <w:t>.</w:t>
+      </w:r>
+    </w:p>
+    <w:p/>
     <w:sectPr>
       <w:pgSz w:w="11906" w:h="16838"/>
       <w:pgMar w:top="1440" w:right="1440" w:bottom="1440" w:left="1440" w:header="708" w:footer="708" w:gutter="0"/>
@@ -1169,6 +4395,95 @@
     </w:lvl>
   </w:abstractNum>
   <w:abstractNum w:abstractNumId="1" w15:restartNumberingAfterBreak="0">
+    <w:nsid w:val="32343D63"/>
+    <w:multiLevelType w:val="hybridMultilevel"/>
+    <w:tmpl w:val="1CD0999A"/>
+    <w:lvl w:ilvl="0" w:tplc="3809000F">
+      <w:start w:val="1"/>
+      <w:numFmt w:val="decimal"/>
+      <w:lvlText w:val="%1."/>
+      <w:lvlJc w:val="left"/>
+      <w:pPr>
+        <w:ind w:left="720" w:hanging="360"/>
+      </w:pPr>
+      <w:rPr>
+        <w:rFonts w:hint="default"/>
+      </w:rPr>
+    </w:lvl>
+    <w:lvl w:ilvl="1" w:tplc="38090019" w:tentative="1">
+      <w:start w:val="1"/>
+      <w:numFmt w:val="lowerLetter"/>
+      <w:lvlText w:val="%2."/>
+      <w:lvlJc w:val="left"/>
+      <w:pPr>
+        <w:ind w:left="1440" w:hanging="360"/>
+      </w:pPr>
+    </w:lvl>
+    <w:lvl w:ilvl="2" w:tplc="3809001B" w:tentative="1">
+      <w:start w:val="1"/>
+      <w:numFmt w:val="lowerRoman"/>
+      <w:lvlText w:val="%3."/>
+      <w:lvlJc w:val="right"/>
+      <w:pPr>
+        <w:ind w:left="2160" w:hanging="180"/>
+      </w:pPr>
+    </w:lvl>
+    <w:lvl w:ilvl="3" w:tplc="3809000F" w:tentative="1">
+      <w:start w:val="1"/>
+      <w:numFmt w:val="decimal"/>
+      <w:lvlText w:val="%4."/>
+      <w:lvlJc w:val="left"/>
+      <w:pPr>
+        <w:ind w:left="2880" w:hanging="360"/>
+      </w:pPr>
+    </w:lvl>
+    <w:lvl w:ilvl="4" w:tplc="38090019" w:tentative="1">
+      <w:start w:val="1"/>
+      <w:numFmt w:val="lowerLetter"/>
+      <w:lvlText w:val="%5."/>
+      <w:lvlJc w:val="left"/>
+      <w:pPr>
+        <w:ind w:left="3600" w:hanging="360"/>
+      </w:pPr>
+    </w:lvl>
+    <w:lvl w:ilvl="5" w:tplc="3809001B" w:tentative="1">
+      <w:start w:val="1"/>
+      <w:numFmt w:val="lowerRoman"/>
+      <w:lvlText w:val="%6."/>
+      <w:lvlJc w:val="right"/>
+      <w:pPr>
+        <w:ind w:left="4320" w:hanging="180"/>
+      </w:pPr>
+    </w:lvl>
+    <w:lvl w:ilvl="6" w:tplc="3809000F" w:tentative="1">
+      <w:start w:val="1"/>
+      <w:numFmt w:val="decimal"/>
+      <w:lvlText w:val="%7."/>
+      <w:lvlJc w:val="left"/>
+      <w:pPr>
+        <w:ind w:left="5040" w:hanging="360"/>
+      </w:pPr>
+    </w:lvl>
+    <w:lvl w:ilvl="7" w:tplc="38090019" w:tentative="1">
+      <w:start w:val="1"/>
+      <w:numFmt w:val="lowerLetter"/>
+      <w:lvlText w:val="%8."/>
+      <w:lvlJc w:val="left"/>
+      <w:pPr>
+        <w:ind w:left="5760" w:hanging="360"/>
+      </w:pPr>
+    </w:lvl>
+    <w:lvl w:ilvl="8" w:tplc="3809001B" w:tentative="1">
+      <w:start w:val="1"/>
+      <w:numFmt w:val="lowerRoman"/>
+      <w:lvlText w:val="%9."/>
+      <w:lvlJc w:val="right"/>
+      <w:pPr>
+        <w:ind w:left="6480" w:hanging="180"/>
+      </w:pPr>
+    </w:lvl>
+  </w:abstractNum>
+  <w:abstractNum w:abstractNumId="2" w15:restartNumberingAfterBreak="0">
     <w:nsid w:val="68D02ECA"/>
     <w:multiLevelType w:val="hybridMultilevel"/>
     <w:tmpl w:val="F446B26A"/>
@@ -1280,11 +4595,106 @@
       </w:rPr>
     </w:lvl>
   </w:abstractNum>
+  <w:abstractNum w:abstractNumId="3" w15:restartNumberingAfterBreak="0">
+    <w:nsid w:val="737D488F"/>
+    <w:multiLevelType w:val="hybridMultilevel"/>
+    <w:tmpl w:val="55726928"/>
+    <w:lvl w:ilvl="0" w:tplc="3809000F">
+      <w:start w:val="1"/>
+      <w:numFmt w:val="decimal"/>
+      <w:lvlText w:val="%1."/>
+      <w:lvlJc w:val="left"/>
+      <w:pPr>
+        <w:ind w:left="720" w:hanging="360"/>
+      </w:pPr>
+      <w:rPr>
+        <w:rFonts w:hint="default"/>
+      </w:rPr>
+    </w:lvl>
+    <w:lvl w:ilvl="1" w:tplc="38090019" w:tentative="1">
+      <w:start w:val="1"/>
+      <w:numFmt w:val="lowerLetter"/>
+      <w:lvlText w:val="%2."/>
+      <w:lvlJc w:val="left"/>
+      <w:pPr>
+        <w:ind w:left="1440" w:hanging="360"/>
+      </w:pPr>
+    </w:lvl>
+    <w:lvl w:ilvl="2" w:tplc="3809001B" w:tentative="1">
+      <w:start w:val="1"/>
+      <w:numFmt w:val="lowerRoman"/>
+      <w:lvlText w:val="%3."/>
+      <w:lvlJc w:val="right"/>
+      <w:pPr>
+        <w:ind w:left="2160" w:hanging="180"/>
+      </w:pPr>
+    </w:lvl>
+    <w:lvl w:ilvl="3" w:tplc="3809000F" w:tentative="1">
+      <w:start w:val="1"/>
+      <w:numFmt w:val="decimal"/>
+      <w:lvlText w:val="%4."/>
+      <w:lvlJc w:val="left"/>
+      <w:pPr>
+        <w:ind w:left="2880" w:hanging="360"/>
+      </w:pPr>
+    </w:lvl>
+    <w:lvl w:ilvl="4" w:tplc="38090019" w:tentative="1">
+      <w:start w:val="1"/>
+      <w:numFmt w:val="lowerLetter"/>
+      <w:lvlText w:val="%5."/>
+      <w:lvlJc w:val="left"/>
+      <w:pPr>
+        <w:ind w:left="3600" w:hanging="360"/>
+      </w:pPr>
+    </w:lvl>
+    <w:lvl w:ilvl="5" w:tplc="3809001B" w:tentative="1">
+      <w:start w:val="1"/>
+      <w:numFmt w:val="lowerRoman"/>
+      <w:lvlText w:val="%6."/>
+      <w:lvlJc w:val="right"/>
+      <w:pPr>
+        <w:ind w:left="4320" w:hanging="180"/>
+      </w:pPr>
+    </w:lvl>
+    <w:lvl w:ilvl="6" w:tplc="3809000F" w:tentative="1">
+      <w:start w:val="1"/>
+      <w:numFmt w:val="decimal"/>
+      <w:lvlText w:val="%7."/>
+      <w:lvlJc w:val="left"/>
+      <w:pPr>
+        <w:ind w:left="5040" w:hanging="360"/>
+      </w:pPr>
+    </w:lvl>
+    <w:lvl w:ilvl="7" w:tplc="38090019" w:tentative="1">
+      <w:start w:val="1"/>
+      <w:numFmt w:val="lowerLetter"/>
+      <w:lvlText w:val="%8."/>
+      <w:lvlJc w:val="left"/>
+      <w:pPr>
+        <w:ind w:left="5760" w:hanging="360"/>
+      </w:pPr>
+    </w:lvl>
+    <w:lvl w:ilvl="8" w:tplc="3809001B" w:tentative="1">
+      <w:start w:val="1"/>
+      <w:numFmt w:val="lowerRoman"/>
+      <w:lvlText w:val="%9."/>
+      <w:lvlJc w:val="right"/>
+      <w:pPr>
+        <w:ind w:left="6480" w:hanging="180"/>
+      </w:pPr>
+    </w:lvl>
+  </w:abstractNum>
   <w:num w:numId="1" w16cid:durableId="585842275">
-    <w:abstractNumId w:val="1"/>
+    <w:abstractNumId w:val="2"/>
   </w:num>
   <w:num w:numId="2" w16cid:durableId="1592197875">
     <w:abstractNumId w:val="0"/>
+  </w:num>
+  <w:num w:numId="3" w16cid:durableId="6753388">
+    <w:abstractNumId w:val="3"/>
+  </w:num>
+  <w:num w:numId="4" w16cid:durableId="595789373">
+    <w:abstractNumId w:val="1"/>
   </w:num>
 </w:numbering>
 </file>
@@ -1892,7 +5302,6 @@
   <w:style w:type="character" w:default="1" w:styleId="DefaultParagraphFont">
     <w:name w:val="Default Paragraph Font"/>
     <w:uiPriority w:val="1"/>
-    <w:semiHidden/>
     <w:unhideWhenUsed/>
   </w:style>
   <w:style w:type="table" w:default="1" w:styleId="TableNormal">
@@ -2502,4 +5911,16 @@
     </a:ext>
   </a:extLst>
 </a:theme>
+</file>
+
+<file path=customXml/item1.xml><?xml version="1.0" encoding="utf-8"?>
+<b:Sources xmlns:b="http://schemas.openxmlformats.org/officeDocument/2006/bibliography" xmlns="http://schemas.openxmlformats.org/officeDocument/2006/bibliography" SelectedStyle="\APASixthEditionOfficeOnline.xsl" StyleName="APA" Version="6"/>
+</file>
+
+<file path=customXml/itemProps1.xml><?xml version="1.0" encoding="utf-8"?>
+<ds:datastoreItem xmlns:ds="http://schemas.openxmlformats.org/officeDocument/2006/customXml" ds:itemID="{824E3519-914D-4257-A7EB-CA3AC89BCC27}">
+  <ds:schemaRefs>
+    <ds:schemaRef ds:uri="http://schemas.openxmlformats.org/officeDocument/2006/bibliography"/>
+  </ds:schemaRefs>
+</ds:datastoreItem>
 </file>